--- a/reports/r0028.docx
+++ b/reports/r0028.docx
@@ -45,7 +45,7 @@
           <w:color w:val="000000"/>
           <w:sz w:val="21"/>
         </w:rPr>
-        <w:t>■ 阿拉善盟经济总量列内蒙古自治区第12位，人均GDP约15.51万元、人均经济实力居全省前列，经济增速由4.60%回落至4.10%、有所放缓；固定资产投资最新增速转负（-4.70%），经济动能仍有待修复。【待补充：阿拉善盟的行政与战略定位、支柱产业及龙头企业（数据库未覆盖，需人工补充）】</w:t>
+        <w:t>■ 阿拉善盟作为内蒙古自治区下辖的民族自治地区，经济总量列内蒙古自治区第12位，人均GDP约15.51万元、人均经济实力居全省前列，经济增速由4.60%回落至4.10%、有所放缓；固定资产投资最新增速转负（-4.70%），经济动能仍有待修复。</w:t>
       </w:r>
     </w:p>
     <w:p>
@@ -75,7 +75,7 @@
           <w:color w:val="000000"/>
           <w:sz w:val="21"/>
         </w:rPr>
-        <w:t>产业结构方面，2025年阿拉善盟三次产业结构为9:46.3:44.7。【待补充：支柱产业、主要龙头企业、对外贸易等定性描述（数据库未覆盖）】</w:t>
+        <w:t>产业结构方面，2025年阿拉善盟三次产业结构为9:46.3:44.7，第二产业占比较高、工业是经济支柱。</w:t>
       </w:r>
     </w:p>
     <w:p>

--- a/reports/r0028.docx
+++ b/reports/r0028.docx
@@ -15,7 +15,7 @@
           <w:color w:val="000000"/>
           <w:sz w:val="28"/>
         </w:rPr>
-        <w:t>阿拉善盟信用评级报告(区域部分)</w:t>
+        <w:t>温州市信用评级报告(区域部分)</w:t>
       </w:r>
     </w:p>
     <w:p>
@@ -45,7 +45,7 @@
           <w:color w:val="000000"/>
           <w:sz w:val="21"/>
         </w:rPr>
-        <w:t>■ 阿拉善盟作为内蒙古自治区下辖的民族自治地区，经济总量列内蒙古自治区第12位，人均GDP约15.51万元、人均经济实力居全省前列，经济增速由4.60%回落至4.10%、有所放缓；固定资产投资最新增速转负（-4.70%），经济动能仍有待修复。</w:t>
+        <w:t>■ 温州作为浙江省下辖地级市，经济总量列浙江省第三位，人均GDP约10.34万元、人均经济实力在省内相对靠后，民营经济与市场活力突出，产业偏轻、转型升级持续推进。</w:t>
       </w:r>
     </w:p>
     <w:p>
@@ -60,7 +60,7 @@
           <w:color w:val="000000"/>
           <w:sz w:val="21"/>
         </w:rPr>
-        <w:t>阿拉善盟2023、2024、2025年地区生产总值分别为385.98亿元、413.60亿元、418.80亿元，同比增长4.60%、6.00%、4.10%。截至2025年末，全市常住人口26.80万人，人均GDP约15.51万元。</w:t>
+        <w:t>温州市为浙江省地级市，是民营经济发祥地之一和东南沿海重要的商贸工业城市。2023、2024、2025年，温州市地区生产总值分别为9,220.58亿元、9,671.00亿元、10,213.90亿元，同比增长7.20%、6.30%、6.10%，由7.20%回落至6.10%、有所放缓。截至2025年末，全市常住人口990.20万人，人均GDP约10.34万元。</w:t>
       </w:r>
     </w:p>
     <w:p>
@@ -75,7 +75,7 @@
           <w:color w:val="000000"/>
           <w:sz w:val="21"/>
         </w:rPr>
-        <w:t>产业结构方面，2025年阿拉善盟三次产业结构为9:46.3:44.7，第二产业占比较高、工业是经济支柱。</w:t>
+        <w:t>产业结构方面，2025年温州市三次产业结构为2:36.3:61.7，以电气、鞋革、服装、汽摩配、泵阀等民营轻工制造为特色，市场经济与民间资本高度发达，正培育数字经济、新能源等新兴产业。</w:t>
       </w:r>
     </w:p>
     <w:p>
@@ -90,7 +90,7 @@
           <w:color w:val="000000"/>
           <w:sz w:val="21"/>
         </w:rPr>
-        <w:t>2023、2024、2025年固定资产投资增速分别为14.02%、15.50%、-4.70%，2025年社会消费品零售总额56.50亿元，进出口总额19.19亿美元。</w:t>
+        <w:t>经济动能方面，2023、2024、2025年温州市固定资产投资增速分别为7.40%、-0.80%、-14.70%，在房地产投资承压、部分大型项目接续不足的背景下有所走弱；2025年社会消费品零售总额5,143.90亿元，进出口总额436.31亿美元。</w:t>
       </w:r>
     </w:p>
     <w:p>
@@ -106,7 +106,7 @@
           <w:color w:val="000000"/>
           <w:sz w:val="21"/>
         </w:rPr>
-        <w:t>图表：2025年内蒙古自治区各地级市主要经济指标对比</w:t>
+        <w:t>图表：2025年浙江省各地级市主要经济指标对比</w:t>
       </w:r>
     </w:p>
     <w:tbl>
@@ -362,7 +362,7 @@
                 <w:color w:val="000000"/>
                 <w:sz w:val="18"/>
               </w:rPr>
-              <w:t>鄂尔多斯市</w:t>
+              <w:t>杭州市</w:t>
             </w:r>
           </w:p>
         </w:tc>
@@ -391,7 +391,7 @@
                 <w:color w:val="000000"/>
                 <w:sz w:val="18"/>
               </w:rPr>
-              <w:t>6,122.20</w:t>
+              <w:t>23,011.00</w:t>
             </w:r>
           </w:p>
         </w:tc>
@@ -420,417 +420,7 @@
                 <w:color w:val="000000"/>
                 <w:sz w:val="18"/>
               </w:rPr>
-              <w:t>27.27</w:t>
-            </w:r>
-          </w:p>
-        </w:tc>
-        <w:tc>
-          <w:tcPr>
-            <w:tcW w:type="dxa" w:w="1344"/>
-            <w:vAlign w:val="center"/>
-            <w:tcBorders>
-              <w:top w:val="single" w:sz="4" w:color="A6A6A6"/>
-              <w:left w:val="single" w:sz="4" w:color="A6A6A6"/>
-              <w:bottom w:val="single" w:sz="4" w:color="A6A6A6"/>
-              <w:right w:val="single" w:sz="4" w:color="A6A6A6"/>
-            </w:tcBorders>
-          </w:tcPr>
-          <w:p>
-            <w:pPr>
-              <w:spacing w:before="0" w:after="0" w:line="276" w:lineRule="auto"/>
-              <w:ind w:firstLine="0"/>
-              <w:jc w:val="center"/>
-            </w:pPr>
-            <w:r/>
-            <w:r>
-              <w:rPr>
-                <w:rFonts w:ascii="Times New Roman" w:hAnsi="Times New Roman" w:eastAsia="楷体"/>
-                <w:b w:val="0"/>
-                <w:color w:val="000000"/>
-                <w:sz w:val="18"/>
-              </w:rPr>
-              <w:t>5.10%</w:t>
-            </w:r>
-          </w:p>
-        </w:tc>
-        <w:tc>
-          <w:tcPr>
-            <w:tcW w:type="dxa" w:w="1344"/>
-            <w:vAlign w:val="center"/>
-            <w:tcBorders>
-              <w:top w:val="single" w:sz="4" w:color="A6A6A6"/>
-              <w:left w:val="single" w:sz="4" w:color="A6A6A6"/>
-              <w:bottom w:val="single" w:sz="4" w:color="A6A6A6"/>
-              <w:right w:val="single" w:sz="4" w:color="A6A6A6"/>
-            </w:tcBorders>
-          </w:tcPr>
-          <w:p>
-            <w:pPr>
-              <w:spacing w:before="0" w:after="0" w:line="276" w:lineRule="auto"/>
-              <w:ind w:firstLine="0"/>
-              <w:jc w:val="center"/>
-            </w:pPr>
-            <w:r/>
-            <w:r>
-              <w:rPr>
-                <w:rFonts w:ascii="Times New Roman" w:hAnsi="Times New Roman" w:eastAsia="楷体"/>
-                <w:b w:val="0"/>
-                <w:color w:val="000000"/>
-                <w:sz w:val="18"/>
-              </w:rPr>
-              <w:t>3.7:68.1:28.2</w:t>
-            </w:r>
-          </w:p>
-        </w:tc>
-        <w:tc>
-          <w:tcPr>
-            <w:tcW w:type="dxa" w:w="1344"/>
-            <w:vAlign w:val="center"/>
-            <w:tcBorders>
-              <w:top w:val="single" w:sz="4" w:color="A6A6A6"/>
-              <w:left w:val="single" w:sz="4" w:color="A6A6A6"/>
-              <w:bottom w:val="single" w:sz="4" w:color="A6A6A6"/>
-              <w:right w:val="single" w:sz="4" w:color="A6A6A6"/>
-            </w:tcBorders>
-          </w:tcPr>
-          <w:p>
-            <w:pPr>
-              <w:spacing w:before="0" w:after="0" w:line="276" w:lineRule="auto"/>
-              <w:ind w:firstLine="0"/>
-              <w:jc w:val="center"/>
-            </w:pPr>
-            <w:r/>
-            <w:r>
-              <w:rPr>
-                <w:rFonts w:ascii="Times New Roman" w:hAnsi="Times New Roman" w:eastAsia="楷体"/>
-                <w:b w:val="0"/>
-                <w:color w:val="000000"/>
-                <w:sz w:val="18"/>
-              </w:rPr>
-              <w:t>803.00</w:t>
-            </w:r>
-          </w:p>
-        </w:tc>
-        <w:tc>
-          <w:tcPr>
-            <w:tcW w:type="dxa" w:w="1344"/>
-            <w:vAlign w:val="center"/>
-            <w:tcBorders>
-              <w:top w:val="single" w:sz="4" w:color="A6A6A6"/>
-              <w:left w:val="single" w:sz="4" w:color="A6A6A6"/>
-              <w:bottom w:val="single" w:sz="4" w:color="A6A6A6"/>
-              <w:right w:val="single" w:sz="4" w:color="A6A6A6"/>
-            </w:tcBorders>
-          </w:tcPr>
-          <w:p>
-            <w:pPr>
-              <w:spacing w:before="0" w:after="0" w:line="276" w:lineRule="auto"/>
-              <w:ind w:firstLine="0"/>
-              <w:jc w:val="center"/>
-            </w:pPr>
-            <w:r/>
-            <w:r>
-              <w:rPr>
-                <w:rFonts w:ascii="Times New Roman" w:hAnsi="Times New Roman" w:eastAsia="楷体"/>
-                <w:b w:val="0"/>
-                <w:color w:val="000000"/>
-                <w:sz w:val="18"/>
-              </w:rPr>
-              <w:t>224.50</w:t>
-            </w:r>
-          </w:p>
-        </w:tc>
-      </w:tr>
-      <w:tr>
-        <w:tc>
-          <w:tcPr>
-            <w:tcW w:type="dxa" w:w="1344"/>
-            <w:vAlign w:val="center"/>
-            <w:tcBorders>
-              <w:top w:val="single" w:sz="4" w:color="A6A6A6"/>
-              <w:left w:val="single" w:sz="4" w:color="A6A6A6"/>
-              <w:bottom w:val="single" w:sz="4" w:color="A6A6A6"/>
-              <w:right w:val="single" w:sz="4" w:color="A6A6A6"/>
-            </w:tcBorders>
-          </w:tcPr>
-          <w:p>
-            <w:pPr>
-              <w:spacing w:before="0" w:after="0" w:line="276" w:lineRule="auto"/>
-              <w:ind w:firstLine="0"/>
-              <w:jc w:val="left"/>
-            </w:pPr>
-            <w:r/>
-            <w:r>
-              <w:rPr>
-                <w:rFonts w:ascii="Times New Roman" w:hAnsi="Times New Roman" w:eastAsia="楷体"/>
-                <w:b w:val="0"/>
-                <w:color w:val="000000"/>
-                <w:sz w:val="18"/>
-              </w:rPr>
-              <w:t>包头市</w:t>
-            </w:r>
-          </w:p>
-        </w:tc>
-        <w:tc>
-          <w:tcPr>
-            <w:tcW w:type="dxa" w:w="1344"/>
-            <w:vAlign w:val="center"/>
-            <w:tcBorders>
-              <w:top w:val="single" w:sz="4" w:color="A6A6A6"/>
-              <w:left w:val="single" w:sz="4" w:color="A6A6A6"/>
-              <w:bottom w:val="single" w:sz="4" w:color="A6A6A6"/>
-              <w:right w:val="single" w:sz="4" w:color="A6A6A6"/>
-            </w:tcBorders>
-          </w:tcPr>
-          <w:p>
-            <w:pPr>
-              <w:spacing w:before="0" w:after="0" w:line="276" w:lineRule="auto"/>
-              <w:ind w:firstLine="0"/>
-              <w:jc w:val="center"/>
-            </w:pPr>
-            <w:r/>
-            <w:r>
-              <w:rPr>
-                <w:rFonts w:ascii="Times New Roman" w:hAnsi="Times New Roman" w:eastAsia="楷体"/>
-                <w:b w:val="0"/>
-                <w:color w:val="000000"/>
-                <w:sz w:val="18"/>
-              </w:rPr>
-              <w:t>4,711.90</w:t>
-            </w:r>
-          </w:p>
-        </w:tc>
-        <w:tc>
-          <w:tcPr>
-            <w:tcW w:type="dxa" w:w="1344"/>
-            <w:vAlign w:val="center"/>
-            <w:tcBorders>
-              <w:top w:val="single" w:sz="4" w:color="A6A6A6"/>
-              <w:left w:val="single" w:sz="4" w:color="A6A6A6"/>
-              <w:bottom w:val="single" w:sz="4" w:color="A6A6A6"/>
-              <w:right w:val="single" w:sz="4" w:color="A6A6A6"/>
-            </w:tcBorders>
-          </w:tcPr>
-          <w:p>
-            <w:pPr>
-              <w:spacing w:before="0" w:after="0" w:line="276" w:lineRule="auto"/>
-              <w:ind w:firstLine="0"/>
-              <w:jc w:val="center"/>
-            </w:pPr>
-            <w:r/>
-            <w:r>
-              <w:rPr>
-                <w:rFonts w:ascii="Times New Roman" w:hAnsi="Times New Roman" w:eastAsia="楷体"/>
-                <w:b w:val="0"/>
-                <w:color w:val="000000"/>
-                <w:sz w:val="18"/>
-              </w:rPr>
-              <w:t>17.01</w:t>
-            </w:r>
-          </w:p>
-        </w:tc>
-        <w:tc>
-          <w:tcPr>
-            <w:tcW w:type="dxa" w:w="1344"/>
-            <w:vAlign w:val="center"/>
-            <w:tcBorders>
-              <w:top w:val="single" w:sz="4" w:color="A6A6A6"/>
-              <w:left w:val="single" w:sz="4" w:color="A6A6A6"/>
-              <w:bottom w:val="single" w:sz="4" w:color="A6A6A6"/>
-              <w:right w:val="single" w:sz="4" w:color="A6A6A6"/>
-            </w:tcBorders>
-          </w:tcPr>
-          <w:p>
-            <w:pPr>
-              <w:spacing w:before="0" w:after="0" w:line="276" w:lineRule="auto"/>
-              <w:ind w:firstLine="0"/>
-              <w:jc w:val="center"/>
-            </w:pPr>
-            <w:r/>
-            <w:r>
-              <w:rPr>
-                <w:rFonts w:ascii="Times New Roman" w:hAnsi="Times New Roman" w:eastAsia="楷体"/>
-                <w:b w:val="0"/>
-                <w:color w:val="000000"/>
-                <w:sz w:val="18"/>
-              </w:rPr>
-              <w:t>5.40%</w:t>
-            </w:r>
-          </w:p>
-        </w:tc>
-        <w:tc>
-          <w:tcPr>
-            <w:tcW w:type="dxa" w:w="1344"/>
-            <w:vAlign w:val="center"/>
-            <w:tcBorders>
-              <w:top w:val="single" w:sz="4" w:color="A6A6A6"/>
-              <w:left w:val="single" w:sz="4" w:color="A6A6A6"/>
-              <w:bottom w:val="single" w:sz="4" w:color="A6A6A6"/>
-              <w:right w:val="single" w:sz="4" w:color="A6A6A6"/>
-            </w:tcBorders>
-          </w:tcPr>
-          <w:p>
-            <w:pPr>
-              <w:spacing w:before="0" w:after="0" w:line="276" w:lineRule="auto"/>
-              <w:ind w:firstLine="0"/>
-              <w:jc w:val="center"/>
-            </w:pPr>
-            <w:r/>
-            <w:r>
-              <w:rPr>
-                <w:rFonts w:ascii="Times New Roman" w:hAnsi="Times New Roman" w:eastAsia="楷体"/>
-                <w:b w:val="0"/>
-                <w:color w:val="000000"/>
-                <w:sz w:val="18"/>
-              </w:rPr>
-              <w:t>3.2:46:50.8</w:t>
-            </w:r>
-          </w:p>
-        </w:tc>
-        <w:tc>
-          <w:tcPr>
-            <w:tcW w:type="dxa" w:w="1344"/>
-            <w:vAlign w:val="center"/>
-            <w:tcBorders>
-              <w:top w:val="single" w:sz="4" w:color="A6A6A6"/>
-              <w:left w:val="single" w:sz="4" w:color="A6A6A6"/>
-              <w:bottom w:val="single" w:sz="4" w:color="A6A6A6"/>
-              <w:right w:val="single" w:sz="4" w:color="A6A6A6"/>
-            </w:tcBorders>
-          </w:tcPr>
-          <w:p>
-            <w:pPr>
-              <w:spacing w:before="0" w:after="0" w:line="276" w:lineRule="auto"/>
-              <w:ind w:firstLine="0"/>
-              <w:jc w:val="center"/>
-            </w:pPr>
-            <w:r/>
-            <w:r>
-              <w:rPr>
-                <w:rFonts w:ascii="Times New Roman" w:hAnsi="Times New Roman" w:eastAsia="楷体"/>
-                <w:b w:val="0"/>
-                <w:color w:val="000000"/>
-                <w:sz w:val="18"/>
-              </w:rPr>
-              <w:t>183.71</w:t>
-            </w:r>
-          </w:p>
-        </w:tc>
-        <w:tc>
-          <w:tcPr>
-            <w:tcW w:type="dxa" w:w="1344"/>
-            <w:vAlign w:val="center"/>
-            <w:tcBorders>
-              <w:top w:val="single" w:sz="4" w:color="A6A6A6"/>
-              <w:left w:val="single" w:sz="4" w:color="A6A6A6"/>
-              <w:bottom w:val="single" w:sz="4" w:color="A6A6A6"/>
-              <w:right w:val="single" w:sz="4" w:color="A6A6A6"/>
-            </w:tcBorders>
-          </w:tcPr>
-          <w:p>
-            <w:pPr>
-              <w:spacing w:before="0" w:after="0" w:line="276" w:lineRule="auto"/>
-              <w:ind w:firstLine="0"/>
-              <w:jc w:val="center"/>
-            </w:pPr>
-            <w:r/>
-            <w:r>
-              <w:rPr>
-                <w:rFonts w:ascii="Times New Roman" w:hAnsi="Times New Roman" w:eastAsia="楷体"/>
-                <w:b w:val="0"/>
-                <w:color w:val="000000"/>
-                <w:sz w:val="18"/>
-              </w:rPr>
-              <w:t>277.40</w:t>
-            </w:r>
-          </w:p>
-        </w:tc>
-      </w:tr>
-      <w:tr>
-        <w:tc>
-          <w:tcPr>
-            <w:tcW w:type="dxa" w:w="1344"/>
-            <w:vAlign w:val="center"/>
-            <w:tcBorders>
-              <w:top w:val="single" w:sz="4" w:color="A6A6A6"/>
-              <w:left w:val="single" w:sz="4" w:color="A6A6A6"/>
-              <w:bottom w:val="single" w:sz="4" w:color="A6A6A6"/>
-              <w:right w:val="single" w:sz="4" w:color="A6A6A6"/>
-            </w:tcBorders>
-          </w:tcPr>
-          <w:p>
-            <w:pPr>
-              <w:spacing w:before="0" w:after="0" w:line="276" w:lineRule="auto"/>
-              <w:ind w:firstLine="0"/>
-              <w:jc w:val="left"/>
-            </w:pPr>
-            <w:r/>
-            <w:r>
-              <w:rPr>
-                <w:rFonts w:ascii="Times New Roman" w:hAnsi="Times New Roman" w:eastAsia="楷体"/>
-                <w:b w:val="0"/>
-                <w:color w:val="000000"/>
-                <w:sz w:val="18"/>
-              </w:rPr>
-              <w:t>呼和浩特市</w:t>
-            </w:r>
-          </w:p>
-        </w:tc>
-        <w:tc>
-          <w:tcPr>
-            <w:tcW w:type="dxa" w:w="1344"/>
-            <w:vAlign w:val="center"/>
-            <w:tcBorders>
-              <w:top w:val="single" w:sz="4" w:color="A6A6A6"/>
-              <w:left w:val="single" w:sz="4" w:color="A6A6A6"/>
-              <w:bottom w:val="single" w:sz="4" w:color="A6A6A6"/>
-              <w:right w:val="single" w:sz="4" w:color="A6A6A6"/>
-            </w:tcBorders>
-          </w:tcPr>
-          <w:p>
-            <w:pPr>
-              <w:spacing w:before="0" w:after="0" w:line="276" w:lineRule="auto"/>
-              <w:ind w:firstLine="0"/>
-              <w:jc w:val="center"/>
-            </w:pPr>
-            <w:r/>
-            <w:r>
-              <w:rPr>
-                <w:rFonts w:ascii="Times New Roman" w:hAnsi="Times New Roman" w:eastAsia="楷体"/>
-                <w:b w:val="0"/>
-                <w:color w:val="000000"/>
-                <w:sz w:val="18"/>
-              </w:rPr>
-              <w:t>4,278.30</w:t>
-            </w:r>
-          </w:p>
-        </w:tc>
-        <w:tc>
-          <w:tcPr>
-            <w:tcW w:type="dxa" w:w="1344"/>
-            <w:vAlign w:val="center"/>
-            <w:tcBorders>
-              <w:top w:val="single" w:sz="4" w:color="A6A6A6"/>
-              <w:left w:val="single" w:sz="4" w:color="A6A6A6"/>
-              <w:bottom w:val="single" w:sz="4" w:color="A6A6A6"/>
-              <w:right w:val="single" w:sz="4" w:color="A6A6A6"/>
-            </w:tcBorders>
-          </w:tcPr>
-          <w:p>
-            <w:pPr>
-              <w:spacing w:before="0" w:after="0" w:line="276" w:lineRule="auto"/>
-              <w:ind w:firstLine="0"/>
-              <w:jc w:val="center"/>
-            </w:pPr>
-            <w:r/>
-            <w:r>
-              <w:rPr>
-                <w:rFonts w:ascii="Times New Roman" w:hAnsi="Times New Roman" w:eastAsia="楷体"/>
-                <w:b w:val="0"/>
-                <w:color w:val="000000"/>
-                <w:sz w:val="18"/>
-              </w:rPr>
-              <w:t>11.72</w:t>
+              <w:t>18.17</w:t>
             </w:r>
           </w:p>
         </w:tc>
@@ -888,7 +478,7 @@
                 <w:color w:val="000000"/>
                 <w:sz w:val="18"/>
               </w:rPr>
-              <w:t>4.2:30.1:65.6</w:t>
+              <w:t>1.7:24.5:73.8</w:t>
             </w:r>
           </w:p>
         </w:tc>
@@ -917,7 +507,7 @@
                 <w:color w:val="000000"/>
                 <w:sz w:val="18"/>
               </w:rPr>
-              <w:t>268.61</w:t>
+              <w:t>2,693.21</w:t>
             </w:r>
           </w:p>
         </w:tc>
@@ -946,7 +536,7 @@
                 <w:color w:val="000000"/>
                 <w:sz w:val="18"/>
               </w:rPr>
-              <w:t>366.10</w:t>
+              <w:t>1270.00</w:t>
             </w:r>
           </w:p>
         </w:tc>
@@ -977,7 +567,7 @@
                 <w:color w:val="000000"/>
                 <w:sz w:val="18"/>
               </w:rPr>
-              <w:t>赤峰市</w:t>
+              <w:t>宁波市</w:t>
             </w:r>
           </w:p>
         </w:tc>
@@ -1006,7 +596,7 @@
                 <w:color w:val="000000"/>
                 <w:sz w:val="18"/>
               </w:rPr>
-              <w:t>2,407.10</w:t>
+              <w:t>18,716.00</w:t>
             </w:r>
           </w:p>
         </w:tc>
@@ -1035,7 +625,7 @@
                 <w:color w:val="000000"/>
                 <w:sz w:val="18"/>
               </w:rPr>
-              <w:t>6.16</w:t>
+              <w:t>19.09</w:t>
             </w:r>
           </w:p>
         </w:tc>
@@ -1093,7 +683,7 @@
                 <w:color w:val="000000"/>
                 <w:sz w:val="18"/>
               </w:rPr>
-              <w:t>21.1:25.5:53.4</w:t>
+              <w:t>2.5:42:55.5</w:t>
             </w:r>
           </w:p>
         </w:tc>
@@ -1122,7 +712,7 @@
                 <w:color w:val="000000"/>
                 <w:sz w:val="18"/>
               </w:rPr>
-              <w:t>126.25</w:t>
+              <w:t>1,795.23</w:t>
             </w:r>
           </w:p>
         </w:tc>
@@ -1151,7 +741,7 @@
                 <w:color w:val="000000"/>
                 <w:sz w:val="18"/>
               </w:rPr>
-              <w:t>388.70</w:t>
+              <w:t>983.30</w:t>
             </w:r>
           </w:p>
         </w:tc>
@@ -1182,7 +772,7 @@
                 <w:color w:val="000000"/>
                 <w:sz w:val="18"/>
               </w:rPr>
-              <w:t>呼伦贝尔市</w:t>
+              <w:t>温州市</w:t>
             </w:r>
           </w:p>
         </w:tc>
@@ -1211,7 +801,7 @@
                 <w:color w:val="000000"/>
                 <w:sz w:val="18"/>
               </w:rPr>
-              <w:t>1,749.74</w:t>
+              <w:t>10,213.90</w:t>
             </w:r>
           </w:p>
         </w:tc>
@@ -1240,7 +830,7 @@
                 <w:color w:val="000000"/>
                 <w:sz w:val="18"/>
               </w:rPr>
-              <w:t>8.21</w:t>
+              <w:t>10.34</w:t>
             </w:r>
           </w:p>
         </w:tc>
@@ -1269,7 +859,7 @@
                 <w:color w:val="000000"/>
                 <w:sz w:val="18"/>
               </w:rPr>
-              <w:t>4.00%</w:t>
+              <w:t>6.10%</w:t>
             </w:r>
           </w:p>
         </w:tc>
@@ -1298,7 +888,7 @@
                 <w:color w:val="000000"/>
                 <w:sz w:val="18"/>
               </w:rPr>
-              <w:t>24.2:29.3:46.5</w:t>
+              <w:t>2:36.3:61.7</w:t>
             </w:r>
           </w:p>
         </w:tc>
@@ -1327,7 +917,7 @@
                 <w:color w:val="000000"/>
                 <w:sz w:val="18"/>
               </w:rPr>
-              <w:t>111.16</w:t>
+              <w:t>647.03</w:t>
             </w:r>
           </w:p>
         </w:tc>
@@ -1356,7 +946,7 @@
                 <w:color w:val="000000"/>
                 <w:sz w:val="18"/>
               </w:rPr>
-              <w:t>211.90</w:t>
+              <w:t>990.20</w:t>
             </w:r>
           </w:p>
         </w:tc>
@@ -1387,7 +977,7 @@
                 <w:color w:val="000000"/>
                 <w:sz w:val="18"/>
               </w:rPr>
-              <w:t>通辽市</w:t>
+              <w:t>绍兴市</w:t>
             </w:r>
           </w:p>
         </w:tc>
@@ -1416,7 +1006,7 @@
                 <w:color w:val="000000"/>
                 <w:sz w:val="18"/>
               </w:rPr>
-              <w:t>1,737.70</w:t>
+              <w:t>8,932.10</w:t>
             </w:r>
           </w:p>
         </w:tc>
@@ -1445,7 +1035,7 @@
                 <w:color w:val="000000"/>
                 <w:sz w:val="18"/>
               </w:rPr>
-              <w:t>6.28</w:t>
+              <w:t>16.43</w:t>
             </w:r>
           </w:p>
         </w:tc>
@@ -1474,7 +1064,7 @@
                 <w:color w:val="000000"/>
                 <w:sz w:val="18"/>
               </w:rPr>
-              <w:t>4.90%</w:t>
+              <w:t>6.50%</w:t>
             </w:r>
           </w:p>
         </w:tc>
@@ -1503,7 +1093,7 @@
                 <w:color w:val="000000"/>
                 <w:sz w:val="18"/>
               </w:rPr>
-              <w:t>26.1:29:44.9</w:t>
+              <w:t>3:47:50</w:t>
             </w:r>
           </w:p>
         </w:tc>
@@ -1532,7 +1122,7 @@
                 <w:color w:val="000000"/>
                 <w:sz w:val="18"/>
               </w:rPr>
-              <w:t>125.75</w:t>
+              <w:t>603.45</w:t>
             </w:r>
           </w:p>
         </w:tc>
@@ -1561,7 +1151,7 @@
                 <w:color w:val="000000"/>
                 <w:sz w:val="18"/>
               </w:rPr>
-              <w:t>275.20</w:t>
+              <w:t>544.30</w:t>
             </w:r>
           </w:p>
         </w:tc>
@@ -1592,7 +1182,7 @@
                 <w:color w:val="000000"/>
                 <w:sz w:val="18"/>
               </w:rPr>
-              <w:t>锡林郭勒盟</w:t>
+              <w:t>嘉兴市</w:t>
             </w:r>
           </w:p>
         </w:tc>
@@ -1621,7 +1211,7 @@
                 <w:color w:val="000000"/>
                 <w:sz w:val="18"/>
               </w:rPr>
-              <w:t>1,289.84</w:t>
+              <w:t>7,851.06</w:t>
             </w:r>
           </w:p>
         </w:tc>
@@ -1650,7 +1240,7 @@
                 <w:color w:val="000000"/>
                 <w:sz w:val="18"/>
               </w:rPr>
-              <w:t>11.67</w:t>
+              <w:t>13.99</w:t>
             </w:r>
           </w:p>
         </w:tc>
@@ -1679,7 +1269,7 @@
                 <w:color w:val="000000"/>
                 <w:sz w:val="18"/>
               </w:rPr>
-              <w:t>5.00%</w:t>
+              <w:t>5.20%</w:t>
             </w:r>
           </w:p>
         </w:tc>
@@ -1708,7 +1298,7 @@
                 <w:color w:val="000000"/>
                 <w:sz w:val="18"/>
               </w:rPr>
-              <w:t>15.2:47.4:37.4</w:t>
+              <w:t>2:48.4:49.6</w:t>
             </w:r>
           </w:p>
         </w:tc>
@@ -1737,7 +1327,7 @@
                 <w:color w:val="000000"/>
                 <w:sz w:val="18"/>
               </w:rPr>
-              <w:t>139.00</w:t>
+              <w:t>652.44</w:t>
             </w:r>
           </w:p>
         </w:tc>
@@ -1766,7 +1356,7 @@
                 <w:color w:val="000000"/>
                 <w:sz w:val="18"/>
               </w:rPr>
-              <w:t>110.30</w:t>
+              <w:t>561.30</w:t>
             </w:r>
           </w:p>
         </w:tc>
@@ -1797,7 +1387,7 @@
                 <w:color w:val="000000"/>
                 <w:sz w:val="18"/>
               </w:rPr>
-              <w:t>巴彦淖尔市</w:t>
+              <w:t>金华市</w:t>
             </w:r>
           </w:p>
         </w:tc>
@@ -1826,7 +1416,7 @@
                 <w:color w:val="000000"/>
                 <w:sz w:val="18"/>
               </w:rPr>
-              <w:t>1,277.60</w:t>
+              <w:t>7,313.47</w:t>
             </w:r>
           </w:p>
         </w:tc>
@@ -1855,7 +1445,7 @@
                 <w:color w:val="000000"/>
                 <w:sz w:val="18"/>
               </w:rPr>
-              <w:t>8.63</w:t>
+              <w:t>10.10</w:t>
             </w:r>
           </w:p>
         </w:tc>
@@ -1884,7 +1474,7 @@
                 <w:color w:val="000000"/>
                 <w:sz w:val="18"/>
               </w:rPr>
-              <w:t>4.50%</w:t>
+              <w:t>6.32%</w:t>
             </w:r>
           </w:p>
         </w:tc>
@@ -1913,7 +1503,7 @@
                 <w:color w:val="000000"/>
                 <w:sz w:val="18"/>
               </w:rPr>
-              <w:t>27.3:27.6:45.1</w:t>
+              <w:t>2.3:37.4:60.3</w:t>
             </w:r>
           </w:p>
         </w:tc>
@@ -1942,7 +1532,7 @@
                 <w:color w:val="000000"/>
                 <w:sz w:val="18"/>
               </w:rPr>
-              <w:t>90.69</w:t>
+              <w:t>555.63</w:t>
             </w:r>
           </w:p>
         </w:tc>
@@ -1971,7 +1561,7 @@
                 <w:color w:val="000000"/>
                 <w:sz w:val="18"/>
               </w:rPr>
-              <w:t>147.00</w:t>
+              <w:t>726.90</w:t>
             </w:r>
           </w:p>
         </w:tc>
@@ -2002,7 +1592,7 @@
                 <w:color w:val="000000"/>
                 <w:sz w:val="18"/>
               </w:rPr>
-              <w:t>乌兰察布市</w:t>
+              <w:t>台州市</w:t>
             </w:r>
           </w:p>
         </w:tc>
@@ -2031,7 +1621,7 @@
                 <w:color w:val="000000"/>
                 <w:sz w:val="18"/>
               </w:rPr>
-              <w:t>1,260.30</w:t>
+              <w:t>7,005.87</w:t>
             </w:r>
           </w:p>
         </w:tc>
@@ -2060,7 +1650,7 @@
                 <w:color w:val="000000"/>
                 <w:sz w:val="18"/>
               </w:rPr>
-              <w:t>8.03</w:t>
+              <w:t>10.39</w:t>
             </w:r>
           </w:p>
         </w:tc>
@@ -2089,7 +1679,7 @@
                 <w:color w:val="000000"/>
                 <w:sz w:val="18"/>
               </w:rPr>
-              <w:t>4.80%</w:t>
+              <w:t>6.10%</w:t>
             </w:r>
           </w:p>
         </w:tc>
@@ -2118,7 +1708,7 @@
                 <w:color w:val="000000"/>
                 <w:sz w:val="18"/>
               </w:rPr>
-              <w:t>16.2:32.6:51.2</w:t>
+              <w:t>5.2:41.8:53</w:t>
             </w:r>
           </w:p>
         </w:tc>
@@ -2147,7 +1737,7 @@
                 <w:color w:val="000000"/>
                 <w:sz w:val="18"/>
               </w:rPr>
-              <w:t>76.90</w:t>
+              <w:t>517.47</w:t>
             </w:r>
           </w:p>
         </w:tc>
@@ -2176,7 +1766,7 @@
                 <w:color w:val="000000"/>
                 <w:sz w:val="18"/>
               </w:rPr>
-              <w:t>155.70</w:t>
+              <w:t>676.00</w:t>
             </w:r>
           </w:p>
         </w:tc>
@@ -2207,7 +1797,7 @@
                 <w:color w:val="000000"/>
                 <w:sz w:val="18"/>
               </w:rPr>
-              <w:t>兴安盟</w:t>
+              <w:t>湖州市</w:t>
             </w:r>
           </w:p>
         </w:tc>
@@ -2236,7 +1826,7 @@
                 <w:color w:val="000000"/>
                 <w:sz w:val="18"/>
               </w:rPr>
-              <w:t>850.09</w:t>
+              <w:t>4,452.80</w:t>
             </w:r>
           </w:p>
         </w:tc>
@@ -2265,7 +1855,7 @@
                 <w:color w:val="000000"/>
                 <w:sz w:val="18"/>
               </w:rPr>
-              <w:t>6.23</w:t>
+              <w:t>13.00</w:t>
             </w:r>
           </w:p>
         </w:tc>
@@ -2294,7 +1884,7 @@
                 <w:color w:val="000000"/>
                 <w:sz w:val="18"/>
               </w:rPr>
-              <w:t>4.50%</w:t>
+              <w:t>5.90%</w:t>
             </w:r>
           </w:p>
         </w:tc>
@@ -2323,7 +1913,7 @@
                 <w:color w:val="000000"/>
                 <w:sz w:val="18"/>
               </w:rPr>
-              <w:t>34.9:23.2:41.9</w:t>
+              <w:t>4.2:46:49.8</w:t>
             </w:r>
           </w:p>
         </w:tc>
@@ -2352,7 +1942,7 @@
                 <w:color w:val="000000"/>
                 <w:sz w:val="18"/>
               </w:rPr>
-              <w:t>41.40</w:t>
+              <w:t>389.50</w:t>
             </w:r>
           </w:p>
         </w:tc>
@@ -2381,7 +1971,7 @@
                 <w:color w:val="000000"/>
                 <w:sz w:val="18"/>
               </w:rPr>
-              <w:t>135.50</w:t>
+              <w:t>347.20</w:t>
             </w:r>
           </w:p>
         </w:tc>
@@ -2412,7 +2002,7 @@
                 <w:color w:val="000000"/>
                 <w:sz w:val="18"/>
               </w:rPr>
-              <w:t>乌海市</w:t>
+              <w:t>衢州市</w:t>
             </w:r>
           </w:p>
         </w:tc>
@@ -2441,7 +2031,7 @@
                 <w:color w:val="000000"/>
                 <w:sz w:val="18"/>
               </w:rPr>
-              <w:t>540.75</w:t>
+              <w:t>2,401.63</w:t>
             </w:r>
           </w:p>
         </w:tc>
@@ -2470,7 +2060,7 @@
                 <w:color w:val="000000"/>
                 <w:sz w:val="18"/>
               </w:rPr>
-              <w:t>9.74</w:t>
+              <w:t>10.45</w:t>
             </w:r>
           </w:p>
         </w:tc>
@@ -2499,7 +2089,7 @@
                 <w:color w:val="000000"/>
                 <w:sz w:val="18"/>
               </w:rPr>
-              <w:t>-4.30%</w:t>
+              <w:t>5.50%</w:t>
             </w:r>
           </w:p>
         </w:tc>
@@ -2528,7 +2118,7 @@
                 <w:color w:val="000000"/>
                 <w:sz w:val="18"/>
               </w:rPr>
-              <w:t>1.6:45.7:52.7</w:t>
+              <w:t>4.1:40.5:55.4</w:t>
             </w:r>
           </w:p>
         </w:tc>
@@ -2557,7 +2147,7 @@
                 <w:color w:val="000000"/>
                 <w:sz w:val="18"/>
               </w:rPr>
-              <w:t>86.06</w:t>
+              <w:t>216.10</w:t>
             </w:r>
           </w:p>
         </w:tc>
@@ -2586,7 +2176,7 @@
                 <w:color w:val="000000"/>
                 <w:sz w:val="18"/>
               </w:rPr>
-              <w:t>54.90</w:t>
+              <w:t>229.70</w:t>
             </w:r>
           </w:p>
         </w:tc>
@@ -2617,7 +2207,7 @@
                 <w:color w:val="000000"/>
                 <w:sz w:val="18"/>
               </w:rPr>
-              <w:t>阿拉善盟</w:t>
+              <w:t>舟山市</w:t>
             </w:r>
           </w:p>
         </w:tc>
@@ -2646,7 +2236,7 @@
                 <w:color w:val="000000"/>
                 <w:sz w:val="18"/>
               </w:rPr>
-              <w:t>418.80</w:t>
+              <w:t>2,346.10</w:t>
             </w:r>
           </w:p>
         </w:tc>
@@ -2675,7 +2265,7 @@
                 <w:color w:val="000000"/>
                 <w:sz w:val="18"/>
               </w:rPr>
-              <w:t>15.51</w:t>
+              <w:t>19.90</w:t>
             </w:r>
           </w:p>
         </w:tc>
@@ -2704,7 +2294,7 @@
                 <w:color w:val="000000"/>
                 <w:sz w:val="18"/>
               </w:rPr>
-              <w:t>4.10%</w:t>
+              <w:t>6.60%</w:t>
             </w:r>
           </w:p>
         </w:tc>
@@ -2733,7 +2323,7 @@
                 <w:color w:val="000000"/>
                 <w:sz w:val="18"/>
               </w:rPr>
-              <w:t>9:46.3:44.7</w:t>
+              <w:t>9.5:42.1:48.4</w:t>
             </w:r>
           </w:p>
         </w:tc>
@@ -2762,7 +2352,7 @@
                 <w:color w:val="000000"/>
                 <w:sz w:val="18"/>
               </w:rPr>
-              <w:t>37.17</w:t>
+              <w:t>217.52</w:t>
             </w:r>
           </w:p>
         </w:tc>
@@ -2791,7 +2381,212 @@
                 <w:color w:val="000000"/>
                 <w:sz w:val="18"/>
               </w:rPr>
-              <w:t>26.80</w:t>
+              <w:t>118.10</w:t>
+            </w:r>
+          </w:p>
+        </w:tc>
+      </w:tr>
+      <w:tr>
+        <w:tc>
+          <w:tcPr>
+            <w:tcW w:type="dxa" w:w="1344"/>
+            <w:vAlign w:val="center"/>
+            <w:tcBorders>
+              <w:top w:val="single" w:sz="4" w:color="A6A6A6"/>
+              <w:left w:val="single" w:sz="4" w:color="A6A6A6"/>
+              <w:bottom w:val="single" w:sz="4" w:color="A6A6A6"/>
+              <w:right w:val="single" w:sz="4" w:color="A6A6A6"/>
+            </w:tcBorders>
+          </w:tcPr>
+          <w:p>
+            <w:pPr>
+              <w:spacing w:before="0" w:after="0" w:line="276" w:lineRule="auto"/>
+              <w:ind w:firstLine="0"/>
+              <w:jc w:val="left"/>
+            </w:pPr>
+            <w:r/>
+            <w:r>
+              <w:rPr>
+                <w:rFonts w:ascii="Times New Roman" w:hAnsi="Times New Roman" w:eastAsia="楷体"/>
+                <w:b w:val="0"/>
+                <w:color w:val="000000"/>
+                <w:sz w:val="18"/>
+              </w:rPr>
+              <w:t>丽水市</w:t>
+            </w:r>
+          </w:p>
+        </w:tc>
+        <w:tc>
+          <w:tcPr>
+            <w:tcW w:type="dxa" w:w="1344"/>
+            <w:vAlign w:val="center"/>
+            <w:tcBorders>
+              <w:top w:val="single" w:sz="4" w:color="A6A6A6"/>
+              <w:left w:val="single" w:sz="4" w:color="A6A6A6"/>
+              <w:bottom w:val="single" w:sz="4" w:color="A6A6A6"/>
+              <w:right w:val="single" w:sz="4" w:color="A6A6A6"/>
+            </w:tcBorders>
+          </w:tcPr>
+          <w:p>
+            <w:pPr>
+              <w:spacing w:before="0" w:after="0" w:line="276" w:lineRule="auto"/>
+              <w:ind w:firstLine="0"/>
+              <w:jc w:val="center"/>
+            </w:pPr>
+            <w:r/>
+            <w:r>
+              <w:rPr>
+                <w:rFonts w:ascii="Times New Roman" w:hAnsi="Times New Roman" w:eastAsia="楷体"/>
+                <w:b w:val="0"/>
+                <w:color w:val="000000"/>
+                <w:sz w:val="18"/>
+              </w:rPr>
+              <w:t>2,301.40</w:t>
+            </w:r>
+          </w:p>
+        </w:tc>
+        <w:tc>
+          <w:tcPr>
+            <w:tcW w:type="dxa" w:w="1344"/>
+            <w:vAlign w:val="center"/>
+            <w:tcBorders>
+              <w:top w:val="single" w:sz="4" w:color="A6A6A6"/>
+              <w:left w:val="single" w:sz="4" w:color="A6A6A6"/>
+              <w:bottom w:val="single" w:sz="4" w:color="A6A6A6"/>
+              <w:right w:val="single" w:sz="4" w:color="A6A6A6"/>
+            </w:tcBorders>
+          </w:tcPr>
+          <w:p>
+            <w:pPr>
+              <w:spacing w:before="0" w:after="0" w:line="276" w:lineRule="auto"/>
+              <w:ind w:firstLine="0"/>
+              <w:jc w:val="center"/>
+            </w:pPr>
+            <w:r/>
+            <w:r>
+              <w:rPr>
+                <w:rFonts w:ascii="Times New Roman" w:hAnsi="Times New Roman" w:eastAsia="楷体"/>
+                <w:b w:val="0"/>
+                <w:color w:val="000000"/>
+                <w:sz w:val="18"/>
+              </w:rPr>
+              <w:t>9.08</w:t>
+            </w:r>
+          </w:p>
+        </w:tc>
+        <w:tc>
+          <w:tcPr>
+            <w:tcW w:type="dxa" w:w="1344"/>
+            <w:vAlign w:val="center"/>
+            <w:tcBorders>
+              <w:top w:val="single" w:sz="4" w:color="A6A6A6"/>
+              <w:left w:val="single" w:sz="4" w:color="A6A6A6"/>
+              <w:bottom w:val="single" w:sz="4" w:color="A6A6A6"/>
+              <w:right w:val="single" w:sz="4" w:color="A6A6A6"/>
+            </w:tcBorders>
+          </w:tcPr>
+          <w:p>
+            <w:pPr>
+              <w:spacing w:before="0" w:after="0" w:line="276" w:lineRule="auto"/>
+              <w:ind w:firstLine="0"/>
+              <w:jc w:val="center"/>
+            </w:pPr>
+            <w:r/>
+            <w:r>
+              <w:rPr>
+                <w:rFonts w:ascii="Times New Roman" w:hAnsi="Times New Roman" w:eastAsia="楷体"/>
+                <w:b w:val="0"/>
+                <w:color w:val="000000"/>
+                <w:sz w:val="18"/>
+              </w:rPr>
+              <w:t>6.40%</w:t>
+            </w:r>
+          </w:p>
+        </w:tc>
+        <w:tc>
+          <w:tcPr>
+            <w:tcW w:type="dxa" w:w="1344"/>
+            <w:vAlign w:val="center"/>
+            <w:tcBorders>
+              <w:top w:val="single" w:sz="4" w:color="A6A6A6"/>
+              <w:left w:val="single" w:sz="4" w:color="A6A6A6"/>
+              <w:bottom w:val="single" w:sz="4" w:color="A6A6A6"/>
+              <w:right w:val="single" w:sz="4" w:color="A6A6A6"/>
+            </w:tcBorders>
+          </w:tcPr>
+          <w:p>
+            <w:pPr>
+              <w:spacing w:before="0" w:after="0" w:line="276" w:lineRule="auto"/>
+              <w:ind w:firstLine="0"/>
+              <w:jc w:val="center"/>
+            </w:pPr>
+            <w:r/>
+            <w:r>
+              <w:rPr>
+                <w:rFonts w:ascii="Times New Roman" w:hAnsi="Times New Roman" w:eastAsia="楷体"/>
+                <w:b w:val="0"/>
+                <w:color w:val="000000"/>
+                <w:sz w:val="18"/>
+              </w:rPr>
+              <w:t>5.6:35.4:59</w:t>
+            </w:r>
+          </w:p>
+        </w:tc>
+        <w:tc>
+          <w:tcPr>
+            <w:tcW w:type="dxa" w:w="1344"/>
+            <w:vAlign w:val="center"/>
+            <w:tcBorders>
+              <w:top w:val="single" w:sz="4" w:color="A6A6A6"/>
+              <w:left w:val="single" w:sz="4" w:color="A6A6A6"/>
+              <w:bottom w:val="single" w:sz="4" w:color="A6A6A6"/>
+              <w:right w:val="single" w:sz="4" w:color="A6A6A6"/>
+            </w:tcBorders>
+          </w:tcPr>
+          <w:p>
+            <w:pPr>
+              <w:spacing w:before="0" w:after="0" w:line="276" w:lineRule="auto"/>
+              <w:ind w:firstLine="0"/>
+              <w:jc w:val="center"/>
+            </w:pPr>
+            <w:r/>
+            <w:r>
+              <w:rPr>
+                <w:rFonts w:ascii="Times New Roman" w:hAnsi="Times New Roman" w:eastAsia="楷体"/>
+                <w:b w:val="0"/>
+                <w:color w:val="000000"/>
+                <w:sz w:val="18"/>
+              </w:rPr>
+              <w:t>198.05</w:t>
+            </w:r>
+          </w:p>
+        </w:tc>
+        <w:tc>
+          <w:tcPr>
+            <w:tcW w:type="dxa" w:w="1344"/>
+            <w:vAlign w:val="center"/>
+            <w:tcBorders>
+              <w:top w:val="single" w:sz="4" w:color="A6A6A6"/>
+              <w:left w:val="single" w:sz="4" w:color="A6A6A6"/>
+              <w:bottom w:val="single" w:sz="4" w:color="A6A6A6"/>
+              <w:right w:val="single" w:sz="4" w:color="A6A6A6"/>
+            </w:tcBorders>
+          </w:tcPr>
+          <w:p>
+            <w:pPr>
+              <w:spacing w:before="0" w:after="0" w:line="276" w:lineRule="auto"/>
+              <w:ind w:firstLine="0"/>
+              <w:jc w:val="center"/>
+            </w:pPr>
+            <w:r/>
+            <w:r>
+              <w:rPr>
+                <w:rFonts w:ascii="Times New Roman" w:hAnsi="Times New Roman" w:eastAsia="楷体"/>
+                <w:b w:val="0"/>
+                <w:color w:val="000000"/>
+                <w:sz w:val="18"/>
+              </w:rPr>
+              <w:t>253.90</w:t>
             </w:r>
           </w:p>
         </w:tc>
@@ -2824,7 +2619,7 @@
           <w:color w:val="000000"/>
           <w:sz w:val="21"/>
         </w:rPr>
-        <w:t>省内对比看，阿拉善盟2025年GDP总量418.80亿元、列全省第12位，一般公共预算收入37.17亿元、列全省第12位。整体来看，阿拉善盟经济基本面在内蒙古自治区内具有一定代表性，但需关注固定资产投资走势及新旧动能转换的接续性。</w:t>
+        <w:t>省内对比看，温州市2025年GDP总量10,213.90亿元、列全省第三位；一般公共预算收入647.03亿元、列全省第四位。整体来看，温州市在浙江省内的经济与财政地位较为重要，但放到同类城市横向看，产业结构升级与新旧动能转换仍是中长期需要关注的核心课题。</w:t>
       </w:r>
     </w:p>
     <w:p>
@@ -2839,7 +2634,7 @@
           <w:color w:val="000000"/>
           <w:sz w:val="21"/>
         </w:rPr>
-        <w:t>■ 阿拉善盟财政体量在内蒙古自治区处于中游，税收占比68.28%、税收质量较好，但政府性基金收入较2023年累计增长146%；2025年末宽口径债务率814.37%、处于偏高水平，已显著高于公认的 300% 偏高临界线，后续偿债压力值得关注。</w:t>
+        <w:t>■ 温州市财政体量在浙江省处于中游，税收占比处于70%以上的较高水平、显著高于全国地级市平均、财政质量较好；但受房地产市场调整影响，政府性基金收入较2023年累计缩水超三成、土地财政贡献度显著弱化；2025年末宽口径债务率438.01%、处于偏高水平，已显著高于公认的 300% 偏高临界线，后续偿债压力值得关注。</w:t>
       </w:r>
     </w:p>
     <w:p>
@@ -2854,7 +2649,7 @@
           <w:color w:val="000000"/>
           <w:sz w:val="21"/>
         </w:rPr>
-        <w:t>财政收入方面，2023、2024、2025年阿拉善盟一般公共预算收入分别为33.23亿元、35.88亿元、37.17亿元，其中税收收入24.92亿元、24.19亿元、25.38亿元，税收占比维持在74.99%、67.42%、68.28%；一般公共预算支出123.30亿元、119.67亿元、134.26亿元，财政自给率26.95%、29.98%、27.68%。</w:t>
+        <w:t>财政收入方面，2023、2024、2025年温州市一般公共预算收入分别为622.68亿元、632.58亿元、647.03亿元，在浙江省内处于中游；其中税收收入分别为502.27亿元、505.88亿元、517.70亿元，税收占比维持在80.66%、79.97%、80.01%，处于70%以上的较高水平、显著高于全国地级市平均、财政质量较好。一般公共预算支出分别为1,175.94亿元、1,177.64亿元、1,206.07亿元，财政自给率52.95%、53.72%、53.65%，财政自给率偏低、刚性支出压力较大。</w:t>
       </w:r>
     </w:p>
     <w:p>
@@ -2869,7 +2664,7 @@
           <w:color w:val="000000"/>
           <w:sz w:val="21"/>
         </w:rPr>
-        <w:t>政府性基金收入方面，2023、2024、2025年分别为6.65亿元、13.88亿元、16.39亿元，政府性基金收入较2023年累计增长146%，反映地方综合财力对房地产周期的敞口。</w:t>
+        <w:t>政府性基金收入方面，2023、2024、2025年温州市政府性基金收入分别为1,310.70亿元、958.96亿元、884.27亿元，较2023年累计缩水超三成、土地财政贡献度显著弱化，反映地方综合财力对房地产周期与土地市场的敞口较大。</w:t>
       </w:r>
     </w:p>
     <w:p>
@@ -2885,7 +2680,7 @@
           <w:color w:val="000000"/>
           <w:sz w:val="21"/>
         </w:rPr>
-        <w:t>图表：2023-2025年阿拉善盟财政收入情况(单位:亿元、%)</w:t>
+        <w:t>图表：2023-2025年温州市财政收入情况(单位:亿元、%)</w:t>
       </w:r>
     </w:p>
     <w:tbl>
@@ -3170,7 +2965,7 @@
                 <w:color w:val="000000"/>
                 <w:sz w:val="18"/>
               </w:rPr>
-              <w:t>33.23</w:t>
+              <w:t>622.68</w:t>
             </w:r>
           </w:p>
         </w:tc>
@@ -3199,7 +2994,7 @@
                 <w:color w:val="000000"/>
                 <w:sz w:val="18"/>
               </w:rPr>
-              <w:t>-8.18%</w:t>
+              <w:t>8.50%</w:t>
             </w:r>
           </w:p>
         </w:tc>
@@ -3228,7 +3023,7 @@
                 <w:color w:val="000000"/>
                 <w:sz w:val="18"/>
               </w:rPr>
-              <w:t>35.88</w:t>
+              <w:t>632.58</w:t>
             </w:r>
           </w:p>
         </w:tc>
@@ -3257,7 +3052,7 @@
                 <w:color w:val="000000"/>
                 <w:sz w:val="18"/>
               </w:rPr>
-              <w:t>7.97%</w:t>
+              <w:t>1.59%</w:t>
             </w:r>
           </w:p>
         </w:tc>
@@ -3286,7 +3081,7 @@
                 <w:color w:val="000000"/>
                 <w:sz w:val="18"/>
               </w:rPr>
-              <w:t>37.17</w:t>
+              <w:t>647.03</w:t>
             </w:r>
           </w:p>
         </w:tc>
@@ -3315,7 +3110,7 @@
                 <w:color w:val="000000"/>
                 <w:sz w:val="18"/>
               </w:rPr>
-              <w:t>3.60%</w:t>
+              <w:t>2.28%</w:t>
             </w:r>
           </w:p>
         </w:tc>
@@ -3375,7 +3170,7 @@
                 <w:color w:val="000000"/>
                 <w:sz w:val="18"/>
               </w:rPr>
-              <w:t>24.92</w:t>
+              <w:t>502.27</w:t>
             </w:r>
           </w:p>
         </w:tc>
@@ -3433,7 +3228,7 @@
                 <w:color w:val="000000"/>
                 <w:sz w:val="18"/>
               </w:rPr>
-              <w:t>24.19</w:t>
+              <w:t>505.88</w:t>
             </w:r>
           </w:p>
         </w:tc>
@@ -3462,7 +3257,7 @@
                 <w:color w:val="000000"/>
                 <w:sz w:val="18"/>
               </w:rPr>
-              <w:t>-2.93%</w:t>
+              <w:t>0.72%</w:t>
             </w:r>
           </w:p>
         </w:tc>
@@ -3491,7 +3286,7 @@
                 <w:color w:val="000000"/>
                 <w:sz w:val="18"/>
               </w:rPr>
-              <w:t>25.38</w:t>
+              <w:t>517.70</w:t>
             </w:r>
           </w:p>
         </w:tc>
@@ -3520,7 +3315,7 @@
                 <w:color w:val="000000"/>
                 <w:sz w:val="18"/>
               </w:rPr>
-              <w:t>4.92%</w:t>
+              <w:t>2.34%</w:t>
             </w:r>
           </w:p>
         </w:tc>
@@ -3580,7 +3375,7 @@
                 <w:color w:val="000000"/>
                 <w:sz w:val="18"/>
               </w:rPr>
-              <w:t>74.99%</w:t>
+              <w:t>80.66%</w:t>
             </w:r>
           </w:p>
         </w:tc>
@@ -3638,7 +3433,7 @@
                 <w:color w:val="000000"/>
                 <w:sz w:val="18"/>
               </w:rPr>
-              <w:t>67.42%</w:t>
+              <w:t>79.97%</w:t>
             </w:r>
           </w:p>
         </w:tc>
@@ -3696,7 +3491,7 @@
                 <w:color w:val="000000"/>
                 <w:sz w:val="18"/>
               </w:rPr>
-              <w:t>68.28%</w:t>
+              <w:t>80.01%</w:t>
             </w:r>
           </w:p>
         </w:tc>
@@ -3785,7 +3580,7 @@
                 <w:color w:val="000000"/>
                 <w:sz w:val="18"/>
               </w:rPr>
-              <w:t>123.30</w:t>
+              <w:t>1,175.94</w:t>
             </w:r>
           </w:p>
         </w:tc>
@@ -3843,7 +3638,7 @@
                 <w:color w:val="000000"/>
                 <w:sz w:val="18"/>
               </w:rPr>
-              <w:t>119.67</w:t>
+              <w:t>1,177.64</w:t>
             </w:r>
           </w:p>
         </w:tc>
@@ -3872,7 +3667,7 @@
                 <w:color w:val="000000"/>
                 <w:sz w:val="18"/>
               </w:rPr>
-              <w:t>-2.94%</w:t>
+              <w:t>0.14%</w:t>
             </w:r>
           </w:p>
         </w:tc>
@@ -3901,7 +3696,7 @@
                 <w:color w:val="000000"/>
                 <w:sz w:val="18"/>
               </w:rPr>
-              <w:t>134.26</w:t>
+              <w:t>1,206.07</w:t>
             </w:r>
           </w:p>
         </w:tc>
@@ -3930,7 +3725,7 @@
                 <w:color w:val="000000"/>
                 <w:sz w:val="18"/>
               </w:rPr>
-              <w:t>12.19%</w:t>
+              <w:t>2.41%</w:t>
             </w:r>
           </w:p>
         </w:tc>
@@ -3990,7 +3785,7 @@
                 <w:color w:val="000000"/>
                 <w:sz w:val="18"/>
               </w:rPr>
-              <w:t>26.95%</w:t>
+              <w:t>52.95%</w:t>
             </w:r>
           </w:p>
         </w:tc>
@@ -4048,7 +3843,7 @@
                 <w:color w:val="000000"/>
                 <w:sz w:val="18"/>
               </w:rPr>
-              <w:t>29.98%</w:t>
+              <w:t>53.72%</w:t>
             </w:r>
           </w:p>
         </w:tc>
@@ -4106,7 +3901,7 @@
                 <w:color w:val="000000"/>
                 <w:sz w:val="18"/>
               </w:rPr>
-              <w:t>27.68%</w:t>
+              <w:t>53.65%</w:t>
             </w:r>
           </w:p>
         </w:tc>
@@ -4195,7 +3990,7 @@
                 <w:color w:val="000000"/>
                 <w:sz w:val="18"/>
               </w:rPr>
-              <w:t>6.65</w:t>
+              <w:t>1,310.70</w:t>
             </w:r>
           </w:p>
         </w:tc>
@@ -4253,7 +4048,7 @@
                 <w:color w:val="000000"/>
                 <w:sz w:val="18"/>
               </w:rPr>
-              <w:t>13.88</w:t>
+              <w:t>958.96</w:t>
             </w:r>
           </w:p>
         </w:tc>
@@ -4282,7 +4077,7 @@
                 <w:color w:val="000000"/>
                 <w:sz w:val="18"/>
               </w:rPr>
-              <w:t>108.72%</w:t>
+              <w:t>-26.84%</w:t>
             </w:r>
           </w:p>
         </w:tc>
@@ -4311,7 +4106,7 @@
                 <w:color w:val="000000"/>
                 <w:sz w:val="18"/>
               </w:rPr>
-              <w:t>16.39</w:t>
+              <w:t>884.27</w:t>
             </w:r>
           </w:p>
         </w:tc>
@@ -4340,7 +4135,7 @@
                 <w:color w:val="000000"/>
                 <w:sz w:val="18"/>
               </w:rPr>
-              <w:t>18.08%</w:t>
+              <w:t>-7.79%</w:t>
             </w:r>
           </w:p>
         </w:tc>
@@ -4358,7 +4153,7 @@
           <w:color w:val="000000"/>
           <w:sz w:val="19"/>
         </w:rPr>
-        <w:t>资料来源:阿拉善盟财政决算、企业预警通,风控信评部整理</w:t>
+        <w:t>资料来源:温州市财政决算、企业预警通,风控信评部整理</w:t>
       </w:r>
     </w:p>
     <w:p>
@@ -4373,7 +4168,1291 @@
           <w:color w:val="000000"/>
           <w:sz w:val="21"/>
         </w:rPr>
-        <w:t>土地市场方面，【待补充:阿拉善盟土地出让与房地产销售数据（土地市场数据库未覆盖该市）】。</w:t>
+        <w:t>土地市场方面，2021、2022、2023、2024、2025年温州市经营性用地成交价分别为1,018.70亿元、628.10亿元、445.12亿元、341.11亿元、251.45亿元，2025年较2021年下降75.32%；同期平均溢价率为18.35%、3.17%、1.98%、2.58%、5.72%，整体处于低位、反映市场化主体拿地意愿与未来房价预期偏弱；成交楼面均价由3,584元/㎡降至1,056元/㎡、累计下降70.54%。2026年1-4月，温州市经营性用地累计成交176宗、规划建面739.08万㎡、成交价47.41亿元，延续低位运行。</w:t>
+      </w:r>
+    </w:p>
+    <w:p>
+      <w:pPr>
+        <w:spacing w:before="80" w:after="40" w:line="360" w:lineRule="auto"/>
+        <w:ind w:firstLine="0"/>
+        <w:jc w:val="center"/>
+      </w:pPr>
+      <w:r>
+        <w:rPr>
+          <w:rFonts w:ascii="Times New Roman" w:hAnsi="Times New Roman" w:eastAsia="楷体"/>
+          <w:b/>
+          <w:color w:val="000000"/>
+          <w:sz w:val="21"/>
+        </w:rPr>
+        <w:t>图表:2021-2025年温州市土地出让情况</w:t>
+      </w:r>
+    </w:p>
+    <w:tbl>
+      <w:tblPr>
+        <w:tblW w:type="auto" w:w="0"/>
+        <w:tblLayout w:type="autofit"/>
+        <w:tblLook w:firstColumn="1" w:firstRow="1" w:lastColumn="0" w:lastRow="0" w:noHBand="0" w:noVBand="1" w:val="04A0"/>
+      </w:tblPr>
+      <w:tblGrid>
+        <w:gridCol w:w="1568"/>
+        <w:gridCol w:w="1568"/>
+        <w:gridCol w:w="1568"/>
+        <w:gridCol w:w="1568"/>
+        <w:gridCol w:w="1568"/>
+        <w:gridCol w:w="1568"/>
+      </w:tblGrid>
+      <w:tr>
+        <w:tc>
+          <w:tcPr>
+            <w:tcW w:type="dxa" w:w="1568"/>
+            <w:vAlign w:val="center"/>
+            <w:shd w:val="clear" w:color="auto" w:fill="F1A983"/>
+            <w:tcBorders>
+              <w:top w:val="single" w:sz="4" w:color="A6A6A6"/>
+              <w:left w:val="single" w:sz="4" w:color="A6A6A6"/>
+              <w:bottom w:val="single" w:sz="4" w:color="A6A6A6"/>
+              <w:right w:val="single" w:sz="4" w:color="A6A6A6"/>
+            </w:tcBorders>
+          </w:tcPr>
+          <w:p>
+            <w:pPr>
+              <w:spacing w:before="0" w:after="0" w:line="276" w:lineRule="auto"/>
+              <w:ind w:firstLine="0"/>
+              <w:jc w:val="center"/>
+            </w:pPr>
+            <w:r/>
+            <w:r>
+              <w:rPr>
+                <w:rFonts w:ascii="Times New Roman" w:hAnsi="Times New Roman" w:eastAsia="楷体"/>
+                <w:b/>
+                <w:color w:val="000000"/>
+                <w:sz w:val="18"/>
+              </w:rPr>
+              <w:t>年度</w:t>
+            </w:r>
+          </w:p>
+        </w:tc>
+        <w:tc>
+          <w:tcPr>
+            <w:tcW w:type="dxa" w:w="1568"/>
+            <w:vAlign w:val="center"/>
+            <w:shd w:val="clear" w:color="auto" w:fill="F1A983"/>
+            <w:tcBorders>
+              <w:top w:val="single" w:sz="4" w:color="A6A6A6"/>
+              <w:left w:val="single" w:sz="4" w:color="A6A6A6"/>
+              <w:bottom w:val="single" w:sz="4" w:color="A6A6A6"/>
+              <w:right w:val="single" w:sz="4" w:color="A6A6A6"/>
+            </w:tcBorders>
+          </w:tcPr>
+          <w:p>
+            <w:pPr>
+              <w:spacing w:before="0" w:after="0" w:line="276" w:lineRule="auto"/>
+              <w:ind w:firstLine="0"/>
+              <w:jc w:val="center"/>
+            </w:pPr>
+            <w:r/>
+            <w:r>
+              <w:rPr>
+                <w:rFonts w:ascii="Times New Roman" w:hAnsi="Times New Roman" w:eastAsia="楷体"/>
+                <w:b/>
+                <w:color w:val="000000"/>
+                <w:sz w:val="18"/>
+              </w:rPr>
+              <w:t>土地宗数</w:t>
+            </w:r>
+          </w:p>
+        </w:tc>
+        <w:tc>
+          <w:tcPr>
+            <w:tcW w:type="dxa" w:w="1568"/>
+            <w:vAlign w:val="center"/>
+            <w:shd w:val="clear" w:color="auto" w:fill="F1A983"/>
+            <w:tcBorders>
+              <w:top w:val="single" w:sz="4" w:color="A6A6A6"/>
+              <w:left w:val="single" w:sz="4" w:color="A6A6A6"/>
+              <w:bottom w:val="single" w:sz="4" w:color="A6A6A6"/>
+              <w:right w:val="single" w:sz="4" w:color="A6A6A6"/>
+            </w:tcBorders>
+          </w:tcPr>
+          <w:p>
+            <w:pPr>
+              <w:spacing w:before="0" w:after="0" w:line="276" w:lineRule="auto"/>
+              <w:ind w:firstLine="0"/>
+              <w:jc w:val="center"/>
+            </w:pPr>
+            <w:r/>
+            <w:r>
+              <w:rPr>
+                <w:rFonts w:ascii="Times New Roman" w:hAnsi="Times New Roman" w:eastAsia="楷体"/>
+                <w:b/>
+                <w:color w:val="000000"/>
+                <w:sz w:val="18"/>
+              </w:rPr>
+              <w:t>规划建面(万㎡)</w:t>
+            </w:r>
+          </w:p>
+        </w:tc>
+        <w:tc>
+          <w:tcPr>
+            <w:tcW w:type="dxa" w:w="1568"/>
+            <w:vAlign w:val="center"/>
+            <w:shd w:val="clear" w:color="auto" w:fill="F1A983"/>
+            <w:tcBorders>
+              <w:top w:val="single" w:sz="4" w:color="A6A6A6"/>
+              <w:left w:val="single" w:sz="4" w:color="A6A6A6"/>
+              <w:bottom w:val="single" w:sz="4" w:color="A6A6A6"/>
+              <w:right w:val="single" w:sz="4" w:color="A6A6A6"/>
+            </w:tcBorders>
+          </w:tcPr>
+          <w:p>
+            <w:pPr>
+              <w:spacing w:before="0" w:after="0" w:line="276" w:lineRule="auto"/>
+              <w:ind w:firstLine="0"/>
+              <w:jc w:val="center"/>
+            </w:pPr>
+            <w:r/>
+            <w:r>
+              <w:rPr>
+                <w:rFonts w:ascii="Times New Roman" w:hAnsi="Times New Roman" w:eastAsia="楷体"/>
+                <w:b/>
+                <w:color w:val="000000"/>
+                <w:sz w:val="18"/>
+              </w:rPr>
+              <w:t>成交楼面均价(元/㎡)</w:t>
+            </w:r>
+          </w:p>
+        </w:tc>
+        <w:tc>
+          <w:tcPr>
+            <w:tcW w:type="dxa" w:w="1568"/>
+            <w:vAlign w:val="center"/>
+            <w:shd w:val="clear" w:color="auto" w:fill="F1A983"/>
+            <w:tcBorders>
+              <w:top w:val="single" w:sz="4" w:color="A6A6A6"/>
+              <w:left w:val="single" w:sz="4" w:color="A6A6A6"/>
+              <w:bottom w:val="single" w:sz="4" w:color="A6A6A6"/>
+              <w:right w:val="single" w:sz="4" w:color="A6A6A6"/>
+            </w:tcBorders>
+          </w:tcPr>
+          <w:p>
+            <w:pPr>
+              <w:spacing w:before="0" w:after="0" w:line="276" w:lineRule="auto"/>
+              <w:ind w:firstLine="0"/>
+              <w:jc w:val="center"/>
+            </w:pPr>
+            <w:r/>
+            <w:r>
+              <w:rPr>
+                <w:rFonts w:ascii="Times New Roman" w:hAnsi="Times New Roman" w:eastAsia="楷体"/>
+                <w:b/>
+                <w:color w:val="000000"/>
+                <w:sz w:val="18"/>
+              </w:rPr>
+              <w:t>平均溢价率</w:t>
+            </w:r>
+          </w:p>
+        </w:tc>
+        <w:tc>
+          <w:tcPr>
+            <w:tcW w:type="dxa" w:w="1568"/>
+            <w:vAlign w:val="center"/>
+            <w:shd w:val="clear" w:color="auto" w:fill="F1A983"/>
+            <w:tcBorders>
+              <w:top w:val="single" w:sz="4" w:color="A6A6A6"/>
+              <w:left w:val="single" w:sz="4" w:color="A6A6A6"/>
+              <w:bottom w:val="single" w:sz="4" w:color="A6A6A6"/>
+              <w:right w:val="single" w:sz="4" w:color="A6A6A6"/>
+            </w:tcBorders>
+          </w:tcPr>
+          <w:p>
+            <w:pPr>
+              <w:spacing w:before="0" w:after="0" w:line="276" w:lineRule="auto"/>
+              <w:ind w:firstLine="0"/>
+              <w:jc w:val="center"/>
+            </w:pPr>
+            <w:r/>
+            <w:r>
+              <w:rPr>
+                <w:rFonts w:ascii="Times New Roman" w:hAnsi="Times New Roman" w:eastAsia="楷体"/>
+                <w:b/>
+                <w:color w:val="000000"/>
+                <w:sz w:val="18"/>
+              </w:rPr>
+              <w:t>成交价(亿元)</w:t>
+            </w:r>
+          </w:p>
+        </w:tc>
+      </w:tr>
+      <w:tr>
+        <w:tc>
+          <w:tcPr>
+            <w:tcW w:type="dxa" w:w="1568"/>
+            <w:vAlign w:val="center"/>
+            <w:tcBorders>
+              <w:top w:val="single" w:sz="4" w:color="A6A6A6"/>
+              <w:left w:val="single" w:sz="4" w:color="A6A6A6"/>
+              <w:bottom w:val="single" w:sz="4" w:color="A6A6A6"/>
+              <w:right w:val="single" w:sz="4" w:color="A6A6A6"/>
+            </w:tcBorders>
+          </w:tcPr>
+          <w:p>
+            <w:pPr>
+              <w:spacing w:before="0" w:after="0" w:line="276" w:lineRule="auto"/>
+              <w:ind w:firstLine="0"/>
+              <w:jc w:val="left"/>
+            </w:pPr>
+            <w:r/>
+            <w:r>
+              <w:rPr>
+                <w:rFonts w:ascii="Times New Roman" w:hAnsi="Times New Roman" w:eastAsia="楷体"/>
+                <w:b w:val="0"/>
+                <w:color w:val="000000"/>
+                <w:sz w:val="18"/>
+              </w:rPr>
+              <w:t>2021</w:t>
+            </w:r>
+          </w:p>
+        </w:tc>
+        <w:tc>
+          <w:tcPr>
+            <w:tcW w:type="dxa" w:w="1568"/>
+            <w:vAlign w:val="center"/>
+            <w:tcBorders>
+              <w:top w:val="single" w:sz="4" w:color="A6A6A6"/>
+              <w:left w:val="single" w:sz="4" w:color="A6A6A6"/>
+              <w:bottom w:val="single" w:sz="4" w:color="A6A6A6"/>
+              <w:right w:val="single" w:sz="4" w:color="A6A6A6"/>
+            </w:tcBorders>
+          </w:tcPr>
+          <w:p>
+            <w:pPr>
+              <w:spacing w:before="0" w:after="0" w:line="276" w:lineRule="auto"/>
+              <w:ind w:firstLine="0"/>
+              <w:jc w:val="center"/>
+            </w:pPr>
+            <w:r/>
+            <w:r>
+              <w:rPr>
+                <w:rFonts w:ascii="Times New Roman" w:hAnsi="Times New Roman" w:eastAsia="楷体"/>
+                <w:b w:val="0"/>
+                <w:color w:val="000000"/>
+                <w:sz w:val="18"/>
+              </w:rPr>
+              <w:t>452</w:t>
+            </w:r>
+          </w:p>
+        </w:tc>
+        <w:tc>
+          <w:tcPr>
+            <w:tcW w:type="dxa" w:w="1568"/>
+            <w:vAlign w:val="center"/>
+            <w:tcBorders>
+              <w:top w:val="single" w:sz="4" w:color="A6A6A6"/>
+              <w:left w:val="single" w:sz="4" w:color="A6A6A6"/>
+              <w:bottom w:val="single" w:sz="4" w:color="A6A6A6"/>
+              <w:right w:val="single" w:sz="4" w:color="A6A6A6"/>
+            </w:tcBorders>
+          </w:tcPr>
+          <w:p>
+            <w:pPr>
+              <w:spacing w:before="0" w:after="0" w:line="276" w:lineRule="auto"/>
+              <w:ind w:firstLine="0"/>
+              <w:jc w:val="center"/>
+            </w:pPr>
+            <w:r/>
+            <w:r>
+              <w:rPr>
+                <w:rFonts w:ascii="Times New Roman" w:hAnsi="Times New Roman" w:eastAsia="楷体"/>
+                <w:b w:val="0"/>
+                <w:color w:val="000000"/>
+                <w:sz w:val="18"/>
+              </w:rPr>
+              <w:t>2,842.53</w:t>
+            </w:r>
+          </w:p>
+        </w:tc>
+        <w:tc>
+          <w:tcPr>
+            <w:tcW w:type="dxa" w:w="1568"/>
+            <w:vAlign w:val="center"/>
+            <w:tcBorders>
+              <w:top w:val="single" w:sz="4" w:color="A6A6A6"/>
+              <w:left w:val="single" w:sz="4" w:color="A6A6A6"/>
+              <w:bottom w:val="single" w:sz="4" w:color="A6A6A6"/>
+              <w:right w:val="single" w:sz="4" w:color="A6A6A6"/>
+            </w:tcBorders>
+          </w:tcPr>
+          <w:p>
+            <w:pPr>
+              <w:spacing w:before="0" w:after="0" w:line="276" w:lineRule="auto"/>
+              <w:ind w:firstLine="0"/>
+              <w:jc w:val="center"/>
+            </w:pPr>
+            <w:r/>
+            <w:r>
+              <w:rPr>
+                <w:rFonts w:ascii="Times New Roman" w:hAnsi="Times New Roman" w:eastAsia="楷体"/>
+                <w:b w:val="0"/>
+                <w:color w:val="000000"/>
+                <w:sz w:val="18"/>
+              </w:rPr>
+              <w:t>3,584</w:t>
+            </w:r>
+          </w:p>
+        </w:tc>
+        <w:tc>
+          <w:tcPr>
+            <w:tcW w:type="dxa" w:w="1568"/>
+            <w:vAlign w:val="center"/>
+            <w:tcBorders>
+              <w:top w:val="single" w:sz="4" w:color="A6A6A6"/>
+              <w:left w:val="single" w:sz="4" w:color="A6A6A6"/>
+              <w:bottom w:val="single" w:sz="4" w:color="A6A6A6"/>
+              <w:right w:val="single" w:sz="4" w:color="A6A6A6"/>
+            </w:tcBorders>
+          </w:tcPr>
+          <w:p>
+            <w:pPr>
+              <w:spacing w:before="0" w:after="0" w:line="276" w:lineRule="auto"/>
+              <w:ind w:firstLine="0"/>
+              <w:jc w:val="center"/>
+            </w:pPr>
+            <w:r/>
+            <w:r>
+              <w:rPr>
+                <w:rFonts w:ascii="Times New Roman" w:hAnsi="Times New Roman" w:eastAsia="楷体"/>
+                <w:b w:val="0"/>
+                <w:color w:val="000000"/>
+                <w:sz w:val="18"/>
+              </w:rPr>
+              <w:t>18.35%</w:t>
+            </w:r>
+          </w:p>
+        </w:tc>
+        <w:tc>
+          <w:tcPr>
+            <w:tcW w:type="dxa" w:w="1568"/>
+            <w:vAlign w:val="center"/>
+            <w:tcBorders>
+              <w:top w:val="single" w:sz="4" w:color="A6A6A6"/>
+              <w:left w:val="single" w:sz="4" w:color="A6A6A6"/>
+              <w:bottom w:val="single" w:sz="4" w:color="A6A6A6"/>
+              <w:right w:val="single" w:sz="4" w:color="A6A6A6"/>
+            </w:tcBorders>
+          </w:tcPr>
+          <w:p>
+            <w:pPr>
+              <w:spacing w:before="0" w:after="0" w:line="276" w:lineRule="auto"/>
+              <w:ind w:firstLine="0"/>
+              <w:jc w:val="center"/>
+            </w:pPr>
+            <w:r/>
+            <w:r>
+              <w:rPr>
+                <w:rFonts w:ascii="Times New Roman" w:hAnsi="Times New Roman" w:eastAsia="楷体"/>
+                <w:b w:val="0"/>
+                <w:color w:val="000000"/>
+                <w:sz w:val="18"/>
+              </w:rPr>
+              <w:t>1,018.70</w:t>
+            </w:r>
+          </w:p>
+        </w:tc>
+      </w:tr>
+      <w:tr>
+        <w:tc>
+          <w:tcPr>
+            <w:tcW w:type="dxa" w:w="1568"/>
+            <w:vAlign w:val="center"/>
+            <w:tcBorders>
+              <w:top w:val="single" w:sz="4" w:color="A6A6A6"/>
+              <w:left w:val="single" w:sz="4" w:color="A6A6A6"/>
+              <w:bottom w:val="single" w:sz="4" w:color="A6A6A6"/>
+              <w:right w:val="single" w:sz="4" w:color="A6A6A6"/>
+            </w:tcBorders>
+          </w:tcPr>
+          <w:p>
+            <w:pPr>
+              <w:spacing w:before="0" w:after="0" w:line="276" w:lineRule="auto"/>
+              <w:ind w:firstLine="0"/>
+              <w:jc w:val="left"/>
+            </w:pPr>
+            <w:r/>
+            <w:r>
+              <w:rPr>
+                <w:rFonts w:ascii="Times New Roman" w:hAnsi="Times New Roman" w:eastAsia="楷体"/>
+                <w:b w:val="0"/>
+                <w:color w:val="000000"/>
+                <w:sz w:val="18"/>
+              </w:rPr>
+              <w:t>2022</w:t>
+            </w:r>
+          </w:p>
+        </w:tc>
+        <w:tc>
+          <w:tcPr>
+            <w:tcW w:type="dxa" w:w="1568"/>
+            <w:vAlign w:val="center"/>
+            <w:tcBorders>
+              <w:top w:val="single" w:sz="4" w:color="A6A6A6"/>
+              <w:left w:val="single" w:sz="4" w:color="A6A6A6"/>
+              <w:bottom w:val="single" w:sz="4" w:color="A6A6A6"/>
+              <w:right w:val="single" w:sz="4" w:color="A6A6A6"/>
+            </w:tcBorders>
+          </w:tcPr>
+          <w:p>
+            <w:pPr>
+              <w:spacing w:before="0" w:after="0" w:line="276" w:lineRule="auto"/>
+              <w:ind w:firstLine="0"/>
+              <w:jc w:val="center"/>
+            </w:pPr>
+            <w:r/>
+            <w:r>
+              <w:rPr>
+                <w:rFonts w:ascii="Times New Roman" w:hAnsi="Times New Roman" w:eastAsia="楷体"/>
+                <w:b w:val="0"/>
+                <w:color w:val="000000"/>
+                <w:sz w:val="18"/>
+              </w:rPr>
+              <w:t>447</w:t>
+            </w:r>
+          </w:p>
+        </w:tc>
+        <w:tc>
+          <w:tcPr>
+            <w:tcW w:type="dxa" w:w="1568"/>
+            <w:vAlign w:val="center"/>
+            <w:tcBorders>
+              <w:top w:val="single" w:sz="4" w:color="A6A6A6"/>
+              <w:left w:val="single" w:sz="4" w:color="A6A6A6"/>
+              <w:bottom w:val="single" w:sz="4" w:color="A6A6A6"/>
+              <w:right w:val="single" w:sz="4" w:color="A6A6A6"/>
+            </w:tcBorders>
+          </w:tcPr>
+          <w:p>
+            <w:pPr>
+              <w:spacing w:before="0" w:after="0" w:line="276" w:lineRule="auto"/>
+              <w:ind w:firstLine="0"/>
+              <w:jc w:val="center"/>
+            </w:pPr>
+            <w:r/>
+            <w:r>
+              <w:rPr>
+                <w:rFonts w:ascii="Times New Roman" w:hAnsi="Times New Roman" w:eastAsia="楷体"/>
+                <w:b w:val="0"/>
+                <w:color w:val="000000"/>
+                <w:sz w:val="18"/>
+              </w:rPr>
+              <w:t>2,746.18</w:t>
+            </w:r>
+          </w:p>
+        </w:tc>
+        <w:tc>
+          <w:tcPr>
+            <w:tcW w:type="dxa" w:w="1568"/>
+            <w:vAlign w:val="center"/>
+            <w:tcBorders>
+              <w:top w:val="single" w:sz="4" w:color="A6A6A6"/>
+              <w:left w:val="single" w:sz="4" w:color="A6A6A6"/>
+              <w:bottom w:val="single" w:sz="4" w:color="A6A6A6"/>
+              <w:right w:val="single" w:sz="4" w:color="A6A6A6"/>
+            </w:tcBorders>
+          </w:tcPr>
+          <w:p>
+            <w:pPr>
+              <w:spacing w:before="0" w:after="0" w:line="276" w:lineRule="auto"/>
+              <w:ind w:firstLine="0"/>
+              <w:jc w:val="center"/>
+            </w:pPr>
+            <w:r/>
+            <w:r>
+              <w:rPr>
+                <w:rFonts w:ascii="Times New Roman" w:hAnsi="Times New Roman" w:eastAsia="楷体"/>
+                <w:b w:val="0"/>
+                <w:color w:val="000000"/>
+                <w:sz w:val="18"/>
+              </w:rPr>
+              <w:t>2,287</w:t>
+            </w:r>
+          </w:p>
+        </w:tc>
+        <w:tc>
+          <w:tcPr>
+            <w:tcW w:type="dxa" w:w="1568"/>
+            <w:vAlign w:val="center"/>
+            <w:tcBorders>
+              <w:top w:val="single" w:sz="4" w:color="A6A6A6"/>
+              <w:left w:val="single" w:sz="4" w:color="A6A6A6"/>
+              <w:bottom w:val="single" w:sz="4" w:color="A6A6A6"/>
+              <w:right w:val="single" w:sz="4" w:color="A6A6A6"/>
+            </w:tcBorders>
+          </w:tcPr>
+          <w:p>
+            <w:pPr>
+              <w:spacing w:before="0" w:after="0" w:line="276" w:lineRule="auto"/>
+              <w:ind w:firstLine="0"/>
+              <w:jc w:val="center"/>
+            </w:pPr>
+            <w:r/>
+            <w:r>
+              <w:rPr>
+                <w:rFonts w:ascii="Times New Roman" w:hAnsi="Times New Roman" w:eastAsia="楷体"/>
+                <w:b w:val="0"/>
+                <w:color w:val="000000"/>
+                <w:sz w:val="18"/>
+              </w:rPr>
+              <w:t>3.17%</w:t>
+            </w:r>
+          </w:p>
+        </w:tc>
+        <w:tc>
+          <w:tcPr>
+            <w:tcW w:type="dxa" w:w="1568"/>
+            <w:vAlign w:val="center"/>
+            <w:tcBorders>
+              <w:top w:val="single" w:sz="4" w:color="A6A6A6"/>
+              <w:left w:val="single" w:sz="4" w:color="A6A6A6"/>
+              <w:bottom w:val="single" w:sz="4" w:color="A6A6A6"/>
+              <w:right w:val="single" w:sz="4" w:color="A6A6A6"/>
+            </w:tcBorders>
+          </w:tcPr>
+          <w:p>
+            <w:pPr>
+              <w:spacing w:before="0" w:after="0" w:line="276" w:lineRule="auto"/>
+              <w:ind w:firstLine="0"/>
+              <w:jc w:val="center"/>
+            </w:pPr>
+            <w:r/>
+            <w:r>
+              <w:rPr>
+                <w:rFonts w:ascii="Times New Roman" w:hAnsi="Times New Roman" w:eastAsia="楷体"/>
+                <w:b w:val="0"/>
+                <w:color w:val="000000"/>
+                <w:sz w:val="18"/>
+              </w:rPr>
+              <w:t>628.10</w:t>
+            </w:r>
+          </w:p>
+        </w:tc>
+      </w:tr>
+      <w:tr>
+        <w:tc>
+          <w:tcPr>
+            <w:tcW w:type="dxa" w:w="1568"/>
+            <w:vAlign w:val="center"/>
+            <w:tcBorders>
+              <w:top w:val="single" w:sz="4" w:color="A6A6A6"/>
+              <w:left w:val="single" w:sz="4" w:color="A6A6A6"/>
+              <w:bottom w:val="single" w:sz="4" w:color="A6A6A6"/>
+              <w:right w:val="single" w:sz="4" w:color="A6A6A6"/>
+            </w:tcBorders>
+          </w:tcPr>
+          <w:p>
+            <w:pPr>
+              <w:spacing w:before="0" w:after="0" w:line="276" w:lineRule="auto"/>
+              <w:ind w:firstLine="0"/>
+              <w:jc w:val="left"/>
+            </w:pPr>
+            <w:r/>
+            <w:r>
+              <w:rPr>
+                <w:rFonts w:ascii="Times New Roman" w:hAnsi="Times New Roman" w:eastAsia="楷体"/>
+                <w:b w:val="0"/>
+                <w:color w:val="000000"/>
+                <w:sz w:val="18"/>
+              </w:rPr>
+              <w:t>2023</w:t>
+            </w:r>
+          </w:p>
+        </w:tc>
+        <w:tc>
+          <w:tcPr>
+            <w:tcW w:type="dxa" w:w="1568"/>
+            <w:vAlign w:val="center"/>
+            <w:tcBorders>
+              <w:top w:val="single" w:sz="4" w:color="A6A6A6"/>
+              <w:left w:val="single" w:sz="4" w:color="A6A6A6"/>
+              <w:bottom w:val="single" w:sz="4" w:color="A6A6A6"/>
+              <w:right w:val="single" w:sz="4" w:color="A6A6A6"/>
+            </w:tcBorders>
+          </w:tcPr>
+          <w:p>
+            <w:pPr>
+              <w:spacing w:before="0" w:after="0" w:line="276" w:lineRule="auto"/>
+              <w:ind w:firstLine="0"/>
+              <w:jc w:val="center"/>
+            </w:pPr>
+            <w:r/>
+            <w:r>
+              <w:rPr>
+                <w:rFonts w:ascii="Times New Roman" w:hAnsi="Times New Roman" w:eastAsia="楷体"/>
+                <w:b w:val="0"/>
+                <w:color w:val="000000"/>
+                <w:sz w:val="18"/>
+              </w:rPr>
+              <w:t>368</w:t>
+            </w:r>
+          </w:p>
+        </w:tc>
+        <w:tc>
+          <w:tcPr>
+            <w:tcW w:type="dxa" w:w="1568"/>
+            <w:vAlign w:val="center"/>
+            <w:tcBorders>
+              <w:top w:val="single" w:sz="4" w:color="A6A6A6"/>
+              <w:left w:val="single" w:sz="4" w:color="A6A6A6"/>
+              <w:bottom w:val="single" w:sz="4" w:color="A6A6A6"/>
+              <w:right w:val="single" w:sz="4" w:color="A6A6A6"/>
+            </w:tcBorders>
+          </w:tcPr>
+          <w:p>
+            <w:pPr>
+              <w:spacing w:before="0" w:after="0" w:line="276" w:lineRule="auto"/>
+              <w:ind w:firstLine="0"/>
+              <w:jc w:val="center"/>
+            </w:pPr>
+            <w:r/>
+            <w:r>
+              <w:rPr>
+                <w:rFonts w:ascii="Times New Roman" w:hAnsi="Times New Roman" w:eastAsia="楷体"/>
+                <w:b w:val="0"/>
+                <w:color w:val="000000"/>
+                <w:sz w:val="18"/>
+              </w:rPr>
+              <w:t>2,034.36</w:t>
+            </w:r>
+          </w:p>
+        </w:tc>
+        <w:tc>
+          <w:tcPr>
+            <w:tcW w:type="dxa" w:w="1568"/>
+            <w:vAlign w:val="center"/>
+            <w:tcBorders>
+              <w:top w:val="single" w:sz="4" w:color="A6A6A6"/>
+              <w:left w:val="single" w:sz="4" w:color="A6A6A6"/>
+              <w:bottom w:val="single" w:sz="4" w:color="A6A6A6"/>
+              <w:right w:val="single" w:sz="4" w:color="A6A6A6"/>
+            </w:tcBorders>
+          </w:tcPr>
+          <w:p>
+            <w:pPr>
+              <w:spacing w:before="0" w:after="0" w:line="276" w:lineRule="auto"/>
+              <w:ind w:firstLine="0"/>
+              <w:jc w:val="center"/>
+            </w:pPr>
+            <w:r/>
+            <w:r>
+              <w:rPr>
+                <w:rFonts w:ascii="Times New Roman" w:hAnsi="Times New Roman" w:eastAsia="楷体"/>
+                <w:b w:val="0"/>
+                <w:color w:val="000000"/>
+                <w:sz w:val="18"/>
+              </w:rPr>
+              <w:t>2,188</w:t>
+            </w:r>
+          </w:p>
+        </w:tc>
+        <w:tc>
+          <w:tcPr>
+            <w:tcW w:type="dxa" w:w="1568"/>
+            <w:vAlign w:val="center"/>
+            <w:tcBorders>
+              <w:top w:val="single" w:sz="4" w:color="A6A6A6"/>
+              <w:left w:val="single" w:sz="4" w:color="A6A6A6"/>
+              <w:bottom w:val="single" w:sz="4" w:color="A6A6A6"/>
+              <w:right w:val="single" w:sz="4" w:color="A6A6A6"/>
+            </w:tcBorders>
+          </w:tcPr>
+          <w:p>
+            <w:pPr>
+              <w:spacing w:before="0" w:after="0" w:line="276" w:lineRule="auto"/>
+              <w:ind w:firstLine="0"/>
+              <w:jc w:val="center"/>
+            </w:pPr>
+            <w:r/>
+            <w:r>
+              <w:rPr>
+                <w:rFonts w:ascii="Times New Roman" w:hAnsi="Times New Roman" w:eastAsia="楷体"/>
+                <w:b w:val="0"/>
+                <w:color w:val="000000"/>
+                <w:sz w:val="18"/>
+              </w:rPr>
+              <w:t>1.98%</w:t>
+            </w:r>
+          </w:p>
+        </w:tc>
+        <w:tc>
+          <w:tcPr>
+            <w:tcW w:type="dxa" w:w="1568"/>
+            <w:vAlign w:val="center"/>
+            <w:tcBorders>
+              <w:top w:val="single" w:sz="4" w:color="A6A6A6"/>
+              <w:left w:val="single" w:sz="4" w:color="A6A6A6"/>
+              <w:bottom w:val="single" w:sz="4" w:color="A6A6A6"/>
+              <w:right w:val="single" w:sz="4" w:color="A6A6A6"/>
+            </w:tcBorders>
+          </w:tcPr>
+          <w:p>
+            <w:pPr>
+              <w:spacing w:before="0" w:after="0" w:line="276" w:lineRule="auto"/>
+              <w:ind w:firstLine="0"/>
+              <w:jc w:val="center"/>
+            </w:pPr>
+            <w:r/>
+            <w:r>
+              <w:rPr>
+                <w:rFonts w:ascii="Times New Roman" w:hAnsi="Times New Roman" w:eastAsia="楷体"/>
+                <w:b w:val="0"/>
+                <w:color w:val="000000"/>
+                <w:sz w:val="18"/>
+              </w:rPr>
+              <w:t>445.12</w:t>
+            </w:r>
+          </w:p>
+        </w:tc>
+      </w:tr>
+      <w:tr>
+        <w:tc>
+          <w:tcPr>
+            <w:tcW w:type="dxa" w:w="1568"/>
+            <w:vAlign w:val="center"/>
+            <w:tcBorders>
+              <w:top w:val="single" w:sz="4" w:color="A6A6A6"/>
+              <w:left w:val="single" w:sz="4" w:color="A6A6A6"/>
+              <w:bottom w:val="single" w:sz="4" w:color="A6A6A6"/>
+              <w:right w:val="single" w:sz="4" w:color="A6A6A6"/>
+            </w:tcBorders>
+          </w:tcPr>
+          <w:p>
+            <w:pPr>
+              <w:spacing w:before="0" w:after="0" w:line="276" w:lineRule="auto"/>
+              <w:ind w:firstLine="0"/>
+              <w:jc w:val="left"/>
+            </w:pPr>
+            <w:r/>
+            <w:r>
+              <w:rPr>
+                <w:rFonts w:ascii="Times New Roman" w:hAnsi="Times New Roman" w:eastAsia="楷体"/>
+                <w:b w:val="0"/>
+                <w:color w:val="000000"/>
+                <w:sz w:val="18"/>
+              </w:rPr>
+              <w:t>2024</w:t>
+            </w:r>
+          </w:p>
+        </w:tc>
+        <w:tc>
+          <w:tcPr>
+            <w:tcW w:type="dxa" w:w="1568"/>
+            <w:vAlign w:val="center"/>
+            <w:tcBorders>
+              <w:top w:val="single" w:sz="4" w:color="A6A6A6"/>
+              <w:left w:val="single" w:sz="4" w:color="A6A6A6"/>
+              <w:bottom w:val="single" w:sz="4" w:color="A6A6A6"/>
+              <w:right w:val="single" w:sz="4" w:color="A6A6A6"/>
+            </w:tcBorders>
+          </w:tcPr>
+          <w:p>
+            <w:pPr>
+              <w:spacing w:before="0" w:after="0" w:line="276" w:lineRule="auto"/>
+              <w:ind w:firstLine="0"/>
+              <w:jc w:val="center"/>
+            </w:pPr>
+            <w:r/>
+            <w:r>
+              <w:rPr>
+                <w:rFonts w:ascii="Times New Roman" w:hAnsi="Times New Roman" w:eastAsia="楷体"/>
+                <w:b w:val="0"/>
+                <w:color w:val="000000"/>
+                <w:sz w:val="18"/>
+              </w:rPr>
+              <w:t>428</w:t>
+            </w:r>
+          </w:p>
+        </w:tc>
+        <w:tc>
+          <w:tcPr>
+            <w:tcW w:type="dxa" w:w="1568"/>
+            <w:vAlign w:val="center"/>
+            <w:tcBorders>
+              <w:top w:val="single" w:sz="4" w:color="A6A6A6"/>
+              <w:left w:val="single" w:sz="4" w:color="A6A6A6"/>
+              <w:bottom w:val="single" w:sz="4" w:color="A6A6A6"/>
+              <w:right w:val="single" w:sz="4" w:color="A6A6A6"/>
+            </w:tcBorders>
+          </w:tcPr>
+          <w:p>
+            <w:pPr>
+              <w:spacing w:before="0" w:after="0" w:line="276" w:lineRule="auto"/>
+              <w:ind w:firstLine="0"/>
+              <w:jc w:val="center"/>
+            </w:pPr>
+            <w:r/>
+            <w:r>
+              <w:rPr>
+                <w:rFonts w:ascii="Times New Roman" w:hAnsi="Times New Roman" w:eastAsia="楷体"/>
+                <w:b w:val="0"/>
+                <w:color w:val="000000"/>
+                <w:sz w:val="18"/>
+              </w:rPr>
+              <w:t>2,344.86</w:t>
+            </w:r>
+          </w:p>
+        </w:tc>
+        <w:tc>
+          <w:tcPr>
+            <w:tcW w:type="dxa" w:w="1568"/>
+            <w:vAlign w:val="center"/>
+            <w:tcBorders>
+              <w:top w:val="single" w:sz="4" w:color="A6A6A6"/>
+              <w:left w:val="single" w:sz="4" w:color="A6A6A6"/>
+              <w:bottom w:val="single" w:sz="4" w:color="A6A6A6"/>
+              <w:right w:val="single" w:sz="4" w:color="A6A6A6"/>
+            </w:tcBorders>
+          </w:tcPr>
+          <w:p>
+            <w:pPr>
+              <w:spacing w:before="0" w:after="0" w:line="276" w:lineRule="auto"/>
+              <w:ind w:firstLine="0"/>
+              <w:jc w:val="center"/>
+            </w:pPr>
+            <w:r/>
+            <w:r>
+              <w:rPr>
+                <w:rFonts w:ascii="Times New Roman" w:hAnsi="Times New Roman" w:eastAsia="楷体"/>
+                <w:b w:val="0"/>
+                <w:color w:val="000000"/>
+                <w:sz w:val="18"/>
+              </w:rPr>
+              <w:t>1,454</w:t>
+            </w:r>
+          </w:p>
+        </w:tc>
+        <w:tc>
+          <w:tcPr>
+            <w:tcW w:type="dxa" w:w="1568"/>
+            <w:vAlign w:val="center"/>
+            <w:tcBorders>
+              <w:top w:val="single" w:sz="4" w:color="A6A6A6"/>
+              <w:left w:val="single" w:sz="4" w:color="A6A6A6"/>
+              <w:bottom w:val="single" w:sz="4" w:color="A6A6A6"/>
+              <w:right w:val="single" w:sz="4" w:color="A6A6A6"/>
+            </w:tcBorders>
+          </w:tcPr>
+          <w:p>
+            <w:pPr>
+              <w:spacing w:before="0" w:after="0" w:line="276" w:lineRule="auto"/>
+              <w:ind w:firstLine="0"/>
+              <w:jc w:val="center"/>
+            </w:pPr>
+            <w:r/>
+            <w:r>
+              <w:rPr>
+                <w:rFonts w:ascii="Times New Roman" w:hAnsi="Times New Roman" w:eastAsia="楷体"/>
+                <w:b w:val="0"/>
+                <w:color w:val="000000"/>
+                <w:sz w:val="18"/>
+              </w:rPr>
+              <w:t>2.58%</w:t>
+            </w:r>
+          </w:p>
+        </w:tc>
+        <w:tc>
+          <w:tcPr>
+            <w:tcW w:type="dxa" w:w="1568"/>
+            <w:vAlign w:val="center"/>
+            <w:tcBorders>
+              <w:top w:val="single" w:sz="4" w:color="A6A6A6"/>
+              <w:left w:val="single" w:sz="4" w:color="A6A6A6"/>
+              <w:bottom w:val="single" w:sz="4" w:color="A6A6A6"/>
+              <w:right w:val="single" w:sz="4" w:color="A6A6A6"/>
+            </w:tcBorders>
+          </w:tcPr>
+          <w:p>
+            <w:pPr>
+              <w:spacing w:before="0" w:after="0" w:line="276" w:lineRule="auto"/>
+              <w:ind w:firstLine="0"/>
+              <w:jc w:val="center"/>
+            </w:pPr>
+            <w:r/>
+            <w:r>
+              <w:rPr>
+                <w:rFonts w:ascii="Times New Roman" w:hAnsi="Times New Roman" w:eastAsia="楷体"/>
+                <w:b w:val="0"/>
+                <w:color w:val="000000"/>
+                <w:sz w:val="18"/>
+              </w:rPr>
+              <w:t>341.11</w:t>
+            </w:r>
+          </w:p>
+        </w:tc>
+      </w:tr>
+      <w:tr>
+        <w:tc>
+          <w:tcPr>
+            <w:tcW w:type="dxa" w:w="1568"/>
+            <w:vAlign w:val="center"/>
+            <w:tcBorders>
+              <w:top w:val="single" w:sz="4" w:color="A6A6A6"/>
+              <w:left w:val="single" w:sz="4" w:color="A6A6A6"/>
+              <w:bottom w:val="single" w:sz="4" w:color="A6A6A6"/>
+              <w:right w:val="single" w:sz="4" w:color="A6A6A6"/>
+            </w:tcBorders>
+          </w:tcPr>
+          <w:p>
+            <w:pPr>
+              <w:spacing w:before="0" w:after="0" w:line="276" w:lineRule="auto"/>
+              <w:ind w:firstLine="0"/>
+              <w:jc w:val="left"/>
+            </w:pPr>
+            <w:r/>
+            <w:r>
+              <w:rPr>
+                <w:rFonts w:ascii="Times New Roman" w:hAnsi="Times New Roman" w:eastAsia="楷体"/>
+                <w:b w:val="0"/>
+                <w:color w:val="000000"/>
+                <w:sz w:val="18"/>
+              </w:rPr>
+              <w:t>2025</w:t>
+            </w:r>
+          </w:p>
+        </w:tc>
+        <w:tc>
+          <w:tcPr>
+            <w:tcW w:type="dxa" w:w="1568"/>
+            <w:vAlign w:val="center"/>
+            <w:tcBorders>
+              <w:top w:val="single" w:sz="4" w:color="A6A6A6"/>
+              <w:left w:val="single" w:sz="4" w:color="A6A6A6"/>
+              <w:bottom w:val="single" w:sz="4" w:color="A6A6A6"/>
+              <w:right w:val="single" w:sz="4" w:color="A6A6A6"/>
+            </w:tcBorders>
+          </w:tcPr>
+          <w:p>
+            <w:pPr>
+              <w:spacing w:before="0" w:after="0" w:line="276" w:lineRule="auto"/>
+              <w:ind w:firstLine="0"/>
+              <w:jc w:val="center"/>
+            </w:pPr>
+            <w:r/>
+            <w:r>
+              <w:rPr>
+                <w:rFonts w:ascii="Times New Roman" w:hAnsi="Times New Roman" w:eastAsia="楷体"/>
+                <w:b w:val="0"/>
+                <w:color w:val="000000"/>
+                <w:sz w:val="18"/>
+              </w:rPr>
+              <w:t>451</w:t>
+            </w:r>
+          </w:p>
+        </w:tc>
+        <w:tc>
+          <w:tcPr>
+            <w:tcW w:type="dxa" w:w="1568"/>
+            <w:vAlign w:val="center"/>
+            <w:tcBorders>
+              <w:top w:val="single" w:sz="4" w:color="A6A6A6"/>
+              <w:left w:val="single" w:sz="4" w:color="A6A6A6"/>
+              <w:bottom w:val="single" w:sz="4" w:color="A6A6A6"/>
+              <w:right w:val="single" w:sz="4" w:color="A6A6A6"/>
+            </w:tcBorders>
+          </w:tcPr>
+          <w:p>
+            <w:pPr>
+              <w:spacing w:before="0" w:after="0" w:line="276" w:lineRule="auto"/>
+              <w:ind w:firstLine="0"/>
+              <w:jc w:val="center"/>
+            </w:pPr>
+            <w:r/>
+            <w:r>
+              <w:rPr>
+                <w:rFonts w:ascii="Times New Roman" w:hAnsi="Times New Roman" w:eastAsia="楷体"/>
+                <w:b w:val="0"/>
+                <w:color w:val="000000"/>
+                <w:sz w:val="18"/>
+              </w:rPr>
+              <w:t>2,378.71</w:t>
+            </w:r>
+          </w:p>
+        </w:tc>
+        <w:tc>
+          <w:tcPr>
+            <w:tcW w:type="dxa" w:w="1568"/>
+            <w:vAlign w:val="center"/>
+            <w:tcBorders>
+              <w:top w:val="single" w:sz="4" w:color="A6A6A6"/>
+              <w:left w:val="single" w:sz="4" w:color="A6A6A6"/>
+              <w:bottom w:val="single" w:sz="4" w:color="A6A6A6"/>
+              <w:right w:val="single" w:sz="4" w:color="A6A6A6"/>
+            </w:tcBorders>
+          </w:tcPr>
+          <w:p>
+            <w:pPr>
+              <w:spacing w:before="0" w:after="0" w:line="276" w:lineRule="auto"/>
+              <w:ind w:firstLine="0"/>
+              <w:jc w:val="center"/>
+            </w:pPr>
+            <w:r/>
+            <w:r>
+              <w:rPr>
+                <w:rFonts w:ascii="Times New Roman" w:hAnsi="Times New Roman" w:eastAsia="楷体"/>
+                <w:b w:val="0"/>
+                <w:color w:val="000000"/>
+                <w:sz w:val="18"/>
+              </w:rPr>
+              <w:t>1,056</w:t>
+            </w:r>
+          </w:p>
+        </w:tc>
+        <w:tc>
+          <w:tcPr>
+            <w:tcW w:type="dxa" w:w="1568"/>
+            <w:vAlign w:val="center"/>
+            <w:tcBorders>
+              <w:top w:val="single" w:sz="4" w:color="A6A6A6"/>
+              <w:left w:val="single" w:sz="4" w:color="A6A6A6"/>
+              <w:bottom w:val="single" w:sz="4" w:color="A6A6A6"/>
+              <w:right w:val="single" w:sz="4" w:color="A6A6A6"/>
+            </w:tcBorders>
+          </w:tcPr>
+          <w:p>
+            <w:pPr>
+              <w:spacing w:before="0" w:after="0" w:line="276" w:lineRule="auto"/>
+              <w:ind w:firstLine="0"/>
+              <w:jc w:val="center"/>
+            </w:pPr>
+            <w:r/>
+            <w:r>
+              <w:rPr>
+                <w:rFonts w:ascii="Times New Roman" w:hAnsi="Times New Roman" w:eastAsia="楷体"/>
+                <w:b w:val="0"/>
+                <w:color w:val="000000"/>
+                <w:sz w:val="18"/>
+              </w:rPr>
+              <w:t>5.72%</w:t>
+            </w:r>
+          </w:p>
+        </w:tc>
+        <w:tc>
+          <w:tcPr>
+            <w:tcW w:type="dxa" w:w="1568"/>
+            <w:vAlign w:val="center"/>
+            <w:tcBorders>
+              <w:top w:val="single" w:sz="4" w:color="A6A6A6"/>
+              <w:left w:val="single" w:sz="4" w:color="A6A6A6"/>
+              <w:bottom w:val="single" w:sz="4" w:color="A6A6A6"/>
+              <w:right w:val="single" w:sz="4" w:color="A6A6A6"/>
+            </w:tcBorders>
+          </w:tcPr>
+          <w:p>
+            <w:pPr>
+              <w:spacing w:before="0" w:after="0" w:line="276" w:lineRule="auto"/>
+              <w:ind w:firstLine="0"/>
+              <w:jc w:val="center"/>
+            </w:pPr>
+            <w:r/>
+            <w:r>
+              <w:rPr>
+                <w:rFonts w:ascii="Times New Roman" w:hAnsi="Times New Roman" w:eastAsia="楷体"/>
+                <w:b w:val="0"/>
+                <w:color w:val="000000"/>
+                <w:sz w:val="18"/>
+              </w:rPr>
+              <w:t>251.45</w:t>
+            </w:r>
+          </w:p>
+        </w:tc>
+      </w:tr>
+      <w:tr>
+        <w:tc>
+          <w:tcPr>
+            <w:tcW w:type="dxa" w:w="1568"/>
+            <w:vAlign w:val="center"/>
+            <w:tcBorders>
+              <w:top w:val="single" w:sz="4" w:color="A6A6A6"/>
+              <w:left w:val="single" w:sz="4" w:color="A6A6A6"/>
+              <w:bottom w:val="single" w:sz="4" w:color="A6A6A6"/>
+              <w:right w:val="single" w:sz="4" w:color="A6A6A6"/>
+            </w:tcBorders>
+          </w:tcPr>
+          <w:p>
+            <w:pPr>
+              <w:spacing w:before="0" w:after="0" w:line="276" w:lineRule="auto"/>
+              <w:ind w:firstLine="0"/>
+              <w:jc w:val="left"/>
+            </w:pPr>
+            <w:r/>
+            <w:r>
+              <w:rPr>
+                <w:rFonts w:ascii="Times New Roman" w:hAnsi="Times New Roman" w:eastAsia="楷体"/>
+                <w:b w:val="0"/>
+                <w:color w:val="000000"/>
+                <w:sz w:val="18"/>
+              </w:rPr>
+              <w:t>2026年1-4月</w:t>
+            </w:r>
+          </w:p>
+        </w:tc>
+        <w:tc>
+          <w:tcPr>
+            <w:tcW w:type="dxa" w:w="1568"/>
+            <w:vAlign w:val="center"/>
+            <w:tcBorders>
+              <w:top w:val="single" w:sz="4" w:color="A6A6A6"/>
+              <w:left w:val="single" w:sz="4" w:color="A6A6A6"/>
+              <w:bottom w:val="single" w:sz="4" w:color="A6A6A6"/>
+              <w:right w:val="single" w:sz="4" w:color="A6A6A6"/>
+            </w:tcBorders>
+          </w:tcPr>
+          <w:p>
+            <w:pPr>
+              <w:spacing w:before="0" w:after="0" w:line="276" w:lineRule="auto"/>
+              <w:ind w:firstLine="0"/>
+              <w:jc w:val="center"/>
+            </w:pPr>
+            <w:r/>
+            <w:r>
+              <w:rPr>
+                <w:rFonts w:ascii="Times New Roman" w:hAnsi="Times New Roman" w:eastAsia="楷体"/>
+                <w:b w:val="0"/>
+                <w:color w:val="000000"/>
+                <w:sz w:val="18"/>
+              </w:rPr>
+              <w:t>176</w:t>
+            </w:r>
+          </w:p>
+        </w:tc>
+        <w:tc>
+          <w:tcPr>
+            <w:tcW w:type="dxa" w:w="1568"/>
+            <w:vAlign w:val="center"/>
+            <w:tcBorders>
+              <w:top w:val="single" w:sz="4" w:color="A6A6A6"/>
+              <w:left w:val="single" w:sz="4" w:color="A6A6A6"/>
+              <w:bottom w:val="single" w:sz="4" w:color="A6A6A6"/>
+              <w:right w:val="single" w:sz="4" w:color="A6A6A6"/>
+            </w:tcBorders>
+          </w:tcPr>
+          <w:p>
+            <w:pPr>
+              <w:spacing w:before="0" w:after="0" w:line="276" w:lineRule="auto"/>
+              <w:ind w:firstLine="0"/>
+              <w:jc w:val="center"/>
+            </w:pPr>
+            <w:r/>
+            <w:r>
+              <w:rPr>
+                <w:rFonts w:ascii="Times New Roman" w:hAnsi="Times New Roman" w:eastAsia="楷体"/>
+                <w:b w:val="0"/>
+                <w:color w:val="000000"/>
+                <w:sz w:val="18"/>
+              </w:rPr>
+              <w:t>739.08</w:t>
+            </w:r>
+          </w:p>
+        </w:tc>
+        <w:tc>
+          <w:tcPr>
+            <w:tcW w:type="dxa" w:w="1568"/>
+            <w:vAlign w:val="center"/>
+            <w:tcBorders>
+              <w:top w:val="single" w:sz="4" w:color="A6A6A6"/>
+              <w:left w:val="single" w:sz="4" w:color="A6A6A6"/>
+              <w:bottom w:val="single" w:sz="4" w:color="A6A6A6"/>
+              <w:right w:val="single" w:sz="4" w:color="A6A6A6"/>
+            </w:tcBorders>
+          </w:tcPr>
+          <w:p>
+            <w:pPr>
+              <w:spacing w:before="0" w:after="0" w:line="276" w:lineRule="auto"/>
+              <w:ind w:firstLine="0"/>
+              <w:jc w:val="center"/>
+            </w:pPr>
+            <w:r/>
+            <w:r>
+              <w:rPr>
+                <w:rFonts w:ascii="Times New Roman" w:hAnsi="Times New Roman" w:eastAsia="楷体"/>
+                <w:b w:val="0"/>
+                <w:color w:val="000000"/>
+                <w:sz w:val="18"/>
+              </w:rPr>
+              <w:t>—</w:t>
+            </w:r>
+          </w:p>
+        </w:tc>
+        <w:tc>
+          <w:tcPr>
+            <w:tcW w:type="dxa" w:w="1568"/>
+            <w:vAlign w:val="center"/>
+            <w:tcBorders>
+              <w:top w:val="single" w:sz="4" w:color="A6A6A6"/>
+              <w:left w:val="single" w:sz="4" w:color="A6A6A6"/>
+              <w:bottom w:val="single" w:sz="4" w:color="A6A6A6"/>
+              <w:right w:val="single" w:sz="4" w:color="A6A6A6"/>
+            </w:tcBorders>
+          </w:tcPr>
+          <w:p>
+            <w:pPr>
+              <w:spacing w:before="0" w:after="0" w:line="276" w:lineRule="auto"/>
+              <w:ind w:firstLine="0"/>
+              <w:jc w:val="center"/>
+            </w:pPr>
+            <w:r/>
+            <w:r>
+              <w:rPr>
+                <w:rFonts w:ascii="Times New Roman" w:hAnsi="Times New Roman" w:eastAsia="楷体"/>
+                <w:b w:val="0"/>
+                <w:color w:val="000000"/>
+                <w:sz w:val="18"/>
+              </w:rPr>
+              <w:t>—</w:t>
+            </w:r>
+          </w:p>
+        </w:tc>
+        <w:tc>
+          <w:tcPr>
+            <w:tcW w:type="dxa" w:w="1568"/>
+            <w:vAlign w:val="center"/>
+            <w:tcBorders>
+              <w:top w:val="single" w:sz="4" w:color="A6A6A6"/>
+              <w:left w:val="single" w:sz="4" w:color="A6A6A6"/>
+              <w:bottom w:val="single" w:sz="4" w:color="A6A6A6"/>
+              <w:right w:val="single" w:sz="4" w:color="A6A6A6"/>
+            </w:tcBorders>
+          </w:tcPr>
+          <w:p>
+            <w:pPr>
+              <w:spacing w:before="0" w:after="0" w:line="276" w:lineRule="auto"/>
+              <w:ind w:firstLine="0"/>
+              <w:jc w:val="center"/>
+            </w:pPr>
+            <w:r/>
+            <w:r>
+              <w:rPr>
+                <w:rFonts w:ascii="Times New Roman" w:hAnsi="Times New Roman" w:eastAsia="楷体"/>
+                <w:b w:val="0"/>
+                <w:color w:val="000000"/>
+                <w:sz w:val="18"/>
+              </w:rPr>
+              <w:t>47.41</w:t>
+            </w:r>
+          </w:p>
+        </w:tc>
+      </w:tr>
+    </w:tbl>
+    <w:p>
+      <w:pPr>
+        <w:spacing w:before="0" w:after="80" w:line="360" w:lineRule="auto"/>
+        <w:ind w:firstLine="0"/>
+      </w:pPr>
+      <w:r>
+        <w:rPr>
+          <w:rFonts w:ascii="Times New Roman" w:hAnsi="Times New Roman" w:eastAsia="楷体"/>
+          <w:b w:val="0"/>
+          <w:color w:val="000000"/>
+          <w:sz w:val="19"/>
+        </w:rPr>
+        <w:t>资料来源:中指数据库,风控信评部整理</w:t>
       </w:r>
     </w:p>
     <w:p>
@@ -4388,7 +5467,7 @@
           <w:color w:val="000000"/>
           <w:sz w:val="21"/>
         </w:rPr>
-        <w:t>政府债务方面，2023、2024、2025年末阿拉善盟地方政府债务余额分别为306.58亿元、329.52亿元、360.78亿元，2025年末债务限额377.00亿元，债务余额控制在限额以内；城投有息债务2025年末估算余额77.19亿元。债务率指标看，2025年末政府债务率670.84%、城投债务率143.53%、宽口径债务率814.37%。</w:t>
+        <w:t>从房地产销售看，2021-2025年温州市商品住宅成交面积由942.82万㎡变动至542.93万㎡、累计下降42.4%；新房均价2025年为14,643元/㎡、较2021年高点(19,438元/㎡)累计下跌24.67%；2025年去化周期39.98个月。二手房市场仍处于深度调整，据中指冰山指数(最低挂牌价口径)，温州二手房挂牌价较2021年8月高点累计下跌49.62%，2023年累计跌幅-12.06%、2024年累计跌幅-16.21%、2025年累计跌幅-19.55%。</w:t>
       </w:r>
     </w:p>
     <w:p>
@@ -4403,7 +5482,22 @@
           <w:color w:val="000000"/>
           <w:sz w:val="21"/>
         </w:rPr>
-        <w:t>综合来看，阿拉善盟财政基本盘总体稳健，但土地财政收缩与债务规模扩张是当前主要压力线；我们预计宽口径债务率短期内将维持偏高水平，需重点关注后续化债进展、土地市场企稳情况以及融资平台合规整改对城投再融资能力的影响。</w:t>
+        <w:t>政府债务方面，2023、2024、2025年末温州市地方政府债务余额分别为3,074.71亿元、3,654.14亿元、4,380.54亿元，两年累计增长42.47%，主要源于地方专项债加快发行及置换债集中落地；2025年末债务限额4,380.62亿元，债务余额控制在限额以内。城投有息债务方面，2025年末估算余额为6,328.24亿元、规模在全国地级市中位居前列，较2023年末增长25.78%。债务率指标看，2025年末温州市政府债务率179.17%、城投债务率258.84%、宽口径债务率438.01%，较2023年末抬升159.11个百分点，显著高于公认的300%偏高临界线、在全国主要城市中处于较高水平。值得注意的是，政府性基金收入下滑是债务率分母端走低的重要因素，叠加债务规模快速扩张，对债务率指标形成放大效应。</w:t>
+      </w:r>
+    </w:p>
+    <w:p>
+      <w:pPr>
+        <w:spacing w:before="0" w:after="60" w:line="360" w:lineRule="auto"/>
+        <w:ind w:firstLine="420"/>
+      </w:pPr>
+      <w:r>
+        <w:rPr>
+          <w:rFonts w:ascii="Times New Roman" w:hAnsi="Times New Roman" w:eastAsia="楷体"/>
+          <w:b w:val="0"/>
+          <w:color w:val="000000"/>
+          <w:sz w:val="21"/>
+        </w:rPr>
+        <w:t>综合来看，温州市民营经济根基深厚、市场活力强，区域信用环境总体可控。我们预计宽口径债务率短期内将维持高位，需重点关注后续化债进展、土地市场企稳情况以及融资平台合规整改对城投平台再融资能力的影响。</w:t>
       </w:r>
     </w:p>
     <w:sectPr>
